--- a/BaoCao-JetpackCompose-2026-10.docx
+++ b/BaoCao-JetpackCompose-2026-10.docx
@@ -167,31 +167,186 @@
       <w:r>
         <w:t>Đã hoàn thành 6 bài, đang làm bài 7 (Image và Icon).</w:t>
       </w:r>
+      <w:r>
+        <w:br/>
+      </w:r>
     </w:p>
     <w:p>
       <w:pPr>
-        <w:pStyle w:val="Heading1"/>
-      </w:pPr>
-      <w:r>
-        <w:t>3. Kết quả: các màn hình đã dựng</w:t>
+        <w:pStyle w:val="ListParagraph"/>
+        <w:numPr>
+          <w:ilvl w:val="0"/>
+          <w:numId w:val="2"/>
+        </w:numPr>
+        <w:spacing w:after="60"/>
+      </w:pPr>
+      <w:r>
+        <w:rPr>
+          <w:b/>
+          <w:bCs/>
+          <w:color w:val="EE0000"/>
+        </w:rPr>
+        <w:t>My Code:</w:t>
+      </w:r>
+      <w:r>
+        <w:rPr>
+          <w:b/>
+          <w:bCs/>
+        </w:rPr>
+        <w:br/>
+      </w:r>
+      <w:r>
+        <w:br/>
+      </w:r>
+      <w:r>
+        <w:rPr>
+          <w:u w:val="single"/>
+        </w:rPr>
+        <w:t>https://github.com/diepbnh/learning-andorid-hello</w:t>
       </w:r>
     </w:p>
     <w:p>
       <w:pPr>
-        <w:spacing w:after="120"/>
-      </w:pPr>
-      <w:r>
-        <w:rPr>
-          <w:color w:val="6B7280"/>
-        </w:rPr>
-        <w:t>Mỗi màn hình được chụp ở cả hai chế độ Light và Dark, để thấy theme tự đổi màu trên toàn app.</w:t>
+        <w:pStyle w:val="Heading1"/>
+      </w:pPr>
+      <w:r>
+        <w:t>3. Kết quả: các màn hình đã dựng</w:t>
+      </w:r>
+      <w:r>
+        <w:t xml:space="preserve"> là ví dụ bài học</w:t>
       </w:r>
     </w:p>
     <w:p>
       <w:pPr>
+        <w:spacing w:after="120"/>
+      </w:pPr>
+      <w:r>
+        <w:rPr>
+          <w:color w:val="6B7280"/>
+        </w:rPr>
+        <w:t>Mỗi màn hình được chụp ở cả hai chế độ Light và Dark, để thấy theme tự đổi màu trên toàn app.</w:t>
+      </w:r>
+      <w:r>
+        <w:rPr>
+          <w:color w:val="6B7280"/>
+        </w:rPr>
+        <w:br/>
+      </w:r>
+      <w:r>
+        <w:rPr>
+          <w:color w:val="6B7280"/>
+        </w:rPr>
+        <w:br/>
+      </w:r>
+      <w:r>
+        <w:rPr>
+          <w:color w:val="6B7280"/>
+        </w:rPr>
+        <w:br/>
+      </w:r>
+      <w:r>
+        <w:rPr>
+          <w:color w:val="6B7280"/>
+        </w:rPr>
+        <w:br/>
+      </w:r>
+      <w:r>
+        <w:rPr>
+          <w:color w:val="6B7280"/>
+        </w:rPr>
+        <w:br/>
+      </w:r>
+      <w:r>
+        <w:rPr>
+          <w:color w:val="6B7280"/>
+        </w:rPr>
+        <w:br/>
+      </w:r>
+      <w:r>
+        <w:rPr>
+          <w:color w:val="6B7280"/>
+        </w:rPr>
+        <w:br/>
+      </w:r>
+      <w:r>
+        <w:rPr>
+          <w:color w:val="6B7280"/>
+        </w:rPr>
+        <w:br/>
+      </w:r>
+      <w:r>
+        <w:rPr>
+          <w:color w:val="6B7280"/>
+        </w:rPr>
+        <w:br/>
+      </w:r>
+      <w:r>
+        <w:rPr>
+          <w:color w:val="6B7280"/>
+        </w:rPr>
+        <w:br/>
+      </w:r>
+      <w:r>
+        <w:rPr>
+          <w:color w:val="6B7280"/>
+        </w:rPr>
+        <w:br/>
+      </w:r>
+      <w:r>
+        <w:rPr>
+          <w:color w:val="6B7280"/>
+        </w:rPr>
+        <w:br/>
+      </w:r>
+      <w:r>
+        <w:rPr>
+          <w:color w:val="6B7280"/>
+        </w:rPr>
+        <w:br/>
+      </w:r>
+      <w:r>
+        <w:rPr>
+          <w:color w:val="6B7280"/>
+        </w:rPr>
+        <w:br/>
+      </w:r>
+      <w:r>
+        <w:rPr>
+          <w:color w:val="6B7280"/>
+        </w:rPr>
+        <w:br/>
+      </w:r>
+      <w:r>
+        <w:rPr>
+          <w:color w:val="6B7280"/>
+        </w:rPr>
+        <w:br/>
+      </w:r>
+      <w:r>
+        <w:rPr>
+          <w:color w:val="6B7280"/>
+        </w:rPr>
+        <w:br/>
+      </w:r>
+      <w:r>
+        <w:rPr>
+          <w:color w:val="6B7280"/>
+        </w:rPr>
+        <w:br/>
+      </w:r>
+      <w:r>
+        <w:rPr>
+          <w:color w:val="6B7280"/>
+        </w:rPr>
+        <w:br/>
+      </w:r>
+    </w:p>
+    <w:p>
+      <w:pPr>
         <w:pStyle w:val="Heading2"/>
       </w:pPr>
       <w:r>
+        <w:lastRenderedPageBreak/>
         <w:t>3.1  Login</w:t>
       </w:r>
     </w:p>
@@ -242,7 +397,41 @@
                 <w:iCs/>
                 <w:color w:val="6B7280"/>
               </w:rPr>
-              <w:t>[Dán ảnh: Login – Light Mode]</w:t>
+              <w:drawing>
+                <wp:inline distT="0" distB="0" distL="0" distR="0" wp14:anchorId="0C5279BB" wp14:editId="3A138FCF">
+                  <wp:extent cx="2382350" cy="5260691"/>
+                  <wp:effectExtent l="0" t="0" r="5715" b="0"/>
+                  <wp:docPr id="953503826" name="Picture 1"/>
+                  <wp:cNvGraphicFramePr>
+                    <a:graphicFrameLocks xmlns:a="http://schemas.openxmlformats.org/drawingml/2006/main" noChangeAspect="1"/>
+                  </wp:cNvGraphicFramePr>
+                  <a:graphic xmlns:a="http://schemas.openxmlformats.org/drawingml/2006/main">
+                    <a:graphicData uri="http://schemas.openxmlformats.org/drawingml/2006/picture">
+                      <pic:pic xmlns:pic="http://schemas.openxmlformats.org/drawingml/2006/picture">
+                        <pic:nvPicPr>
+                          <pic:cNvPr id="953503826" name=""/>
+                          <pic:cNvPicPr/>
+                        </pic:nvPicPr>
+                        <pic:blipFill>
+                          <a:blip r:embed="rId7"/>
+                          <a:stretch>
+                            <a:fillRect/>
+                          </a:stretch>
+                        </pic:blipFill>
+                        <pic:spPr>
+                          <a:xfrm>
+                            <a:off x="0" y="0"/>
+                            <a:ext cx="2506130" cy="5534022"/>
+                          </a:xfrm>
+                          <a:prstGeom prst="rect">
+                            <a:avLst/>
+                          </a:prstGeom>
+                        </pic:spPr>
+                      </pic:pic>
+                    </a:graphicData>
+                  </a:graphic>
+                </wp:inline>
+              </w:drawing>
             </w:r>
           </w:p>
         </w:tc>
@@ -270,12 +459,41 @@
               <w:jc w:val="center"/>
             </w:pPr>
             <w:r>
-              <w:rPr>
-                <w:i/>
-                <w:iCs/>
-                <w:color w:val="6B7280"/>
-              </w:rPr>
-              <w:t>[Dán ảnh: Login – Dark Mode]</w:t>
+              <w:drawing>
+                <wp:inline distT="0" distB="0" distL="0" distR="0" wp14:anchorId="032A78A0" wp14:editId="07993664">
+                  <wp:extent cx="2484902" cy="5295310"/>
+                  <wp:effectExtent l="0" t="0" r="4445" b="635"/>
+                  <wp:docPr id="1797279506" name="Picture 1"/>
+                  <wp:cNvGraphicFramePr>
+                    <a:graphicFrameLocks xmlns:a="http://schemas.openxmlformats.org/drawingml/2006/main" noChangeAspect="1"/>
+                  </wp:cNvGraphicFramePr>
+                  <a:graphic xmlns:a="http://schemas.openxmlformats.org/drawingml/2006/main">
+                    <a:graphicData uri="http://schemas.openxmlformats.org/drawingml/2006/picture">
+                      <pic:pic xmlns:pic="http://schemas.openxmlformats.org/drawingml/2006/picture">
+                        <pic:nvPicPr>
+                          <pic:cNvPr id="1797279506" name=""/>
+                          <pic:cNvPicPr/>
+                        </pic:nvPicPr>
+                        <pic:blipFill>
+                          <a:blip r:embed="rId8"/>
+                          <a:stretch>
+                            <a:fillRect/>
+                          </a:stretch>
+                        </pic:blipFill>
+                        <pic:spPr>
+                          <a:xfrm>
+                            <a:off x="0" y="0"/>
+                            <a:ext cx="2600118" cy="5540834"/>
+                          </a:xfrm>
+                          <a:prstGeom prst="rect">
+                            <a:avLst/>
+                          </a:prstGeom>
+                        </pic:spPr>
+                      </pic:pic>
+                    </a:graphicData>
+                  </a:graphic>
+                </wp:inline>
+              </w:drawing>
             </w:r>
           </w:p>
         </w:tc>
@@ -284,8 +502,6 @@
     <w:p>
       <w:pPr>
         <w:spacing w:before="80" w:after="240"/>
-      </w:pPr>
-      <w:r>
         <w:rPr>
           <w:i/>
           <w:iCs/>
@@ -293,15 +509,466 @@
           <w:sz w:val="20"/>
           <w:szCs w:val="20"/>
         </w:rPr>
+      </w:pPr>
+      <w:r>
+        <w:rPr>
+          <w:i/>
+          <w:iCs/>
+          <w:color w:val="6B7280"/>
+          <w:sz w:val="20"/>
+          <w:szCs w:val="20"/>
+        </w:rPr>
         <w:t>Ô nhập username và password, nút Login, nút chuyển Light/Dark Mode, link sang Reset Password và Sign Up.</w:t>
       </w:r>
     </w:p>
     <w:p>
       <w:pPr>
+        <w:spacing w:before="80" w:after="240"/>
+        <w:rPr>
+          <w:i/>
+          <w:iCs/>
+          <w:color w:val="6B7280"/>
+          <w:sz w:val="20"/>
+          <w:szCs w:val="20"/>
+        </w:rPr>
+      </w:pPr>
+    </w:p>
+    <w:p>
+      <w:pPr>
+        <w:spacing w:before="80" w:after="240"/>
+        <w:rPr>
+          <w:i/>
+          <w:iCs/>
+          <w:color w:val="6B7280"/>
+          <w:sz w:val="20"/>
+          <w:szCs w:val="20"/>
+        </w:rPr>
+      </w:pPr>
+    </w:p>
+    <w:p>
+      <w:pPr>
+        <w:spacing w:before="80" w:after="240"/>
+        <w:rPr>
+          <w:i/>
+          <w:iCs/>
+          <w:color w:val="6B7280"/>
+          <w:sz w:val="20"/>
+          <w:szCs w:val="20"/>
+        </w:rPr>
+      </w:pPr>
+    </w:p>
+    <w:p>
+      <w:pPr>
+        <w:spacing w:before="80" w:after="240"/>
+        <w:rPr>
+          <w:i/>
+          <w:iCs/>
+          <w:color w:val="6B7280"/>
+          <w:sz w:val="20"/>
+          <w:szCs w:val="20"/>
+        </w:rPr>
+      </w:pPr>
+    </w:p>
+    <w:p>
+      <w:pPr>
+        <w:shd w:val="clear" w:color="auto" w:fill="191A1C"/>
+        <w:tabs>
+          <w:tab w:val="left" w:pos="916"/>
+          <w:tab w:val="left" w:pos="1832"/>
+          <w:tab w:val="left" w:pos="2748"/>
+          <w:tab w:val="left" w:pos="3664"/>
+          <w:tab w:val="left" w:pos="4580"/>
+          <w:tab w:val="left" w:pos="5496"/>
+          <w:tab w:val="left" w:pos="6412"/>
+          <w:tab w:val="left" w:pos="7328"/>
+          <w:tab w:val="left" w:pos="8244"/>
+          <w:tab w:val="left" w:pos="9160"/>
+          <w:tab w:val="left" w:pos="10076"/>
+          <w:tab w:val="left" w:pos="10992"/>
+          <w:tab w:val="left" w:pos="11908"/>
+          <w:tab w:val="left" w:pos="12824"/>
+          <w:tab w:val="left" w:pos="13740"/>
+          <w:tab w:val="left" w:pos="14656"/>
+        </w:tabs>
+        <w:rPr>
+          <w:rFonts w:ascii="Courier New" w:eastAsia="Times New Roman" w:hAnsi="Courier New" w:cs="Courier New"/>
+          <w:color w:val="BCBEC4"/>
+          <w:sz w:val="20"/>
+          <w:szCs w:val="20"/>
+        </w:rPr>
+      </w:pPr>
+      <w:r>
+        <w:rPr>
+          <w:rFonts w:ascii="Courier New" w:eastAsia="Times New Roman" w:hAnsi="Courier New" w:cs="Courier New"/>
+          <w:color w:val="BCBEC4"/>
+          <w:sz w:val="20"/>
+          <w:szCs w:val="20"/>
+        </w:rPr>
+        <w:br/>
+      </w:r>
+      <w:r>
+        <w:rPr>
+          <w:rFonts w:ascii="Courier New" w:eastAsia="Times New Roman" w:hAnsi="Courier New" w:cs="Courier New"/>
+          <w:color w:val="BCBEC4"/>
+          <w:sz w:val="20"/>
+          <w:szCs w:val="20"/>
+        </w:rPr>
+        <w:br/>
+      </w:r>
+    </w:p>
+    <w:p>
+      <w:pPr>
+        <w:shd w:val="clear" w:color="auto" w:fill="191A1C"/>
+        <w:tabs>
+          <w:tab w:val="left" w:pos="916"/>
+          <w:tab w:val="left" w:pos="1832"/>
+          <w:tab w:val="left" w:pos="2748"/>
+          <w:tab w:val="left" w:pos="3664"/>
+          <w:tab w:val="left" w:pos="4580"/>
+          <w:tab w:val="left" w:pos="5496"/>
+          <w:tab w:val="left" w:pos="6412"/>
+          <w:tab w:val="left" w:pos="7328"/>
+          <w:tab w:val="left" w:pos="8244"/>
+          <w:tab w:val="left" w:pos="9160"/>
+          <w:tab w:val="left" w:pos="10076"/>
+          <w:tab w:val="left" w:pos="10992"/>
+          <w:tab w:val="left" w:pos="11908"/>
+          <w:tab w:val="left" w:pos="12824"/>
+          <w:tab w:val="left" w:pos="13740"/>
+          <w:tab w:val="left" w:pos="14656"/>
+        </w:tabs>
+        <w:rPr>
+          <w:rFonts w:ascii="Courier New" w:eastAsia="Times New Roman" w:hAnsi="Courier New" w:cs="Courier New"/>
+          <w:color w:val="BCBEC4"/>
+          <w:sz w:val="20"/>
+          <w:szCs w:val="20"/>
+        </w:rPr>
+      </w:pPr>
+    </w:p>
+    <w:p>
+      <w:pPr>
+        <w:shd w:val="clear" w:color="auto" w:fill="191A1C"/>
+        <w:tabs>
+          <w:tab w:val="left" w:pos="916"/>
+          <w:tab w:val="left" w:pos="1832"/>
+          <w:tab w:val="left" w:pos="2748"/>
+          <w:tab w:val="left" w:pos="3664"/>
+          <w:tab w:val="left" w:pos="4580"/>
+          <w:tab w:val="left" w:pos="5496"/>
+          <w:tab w:val="left" w:pos="6412"/>
+          <w:tab w:val="left" w:pos="7328"/>
+          <w:tab w:val="left" w:pos="8244"/>
+          <w:tab w:val="left" w:pos="9160"/>
+          <w:tab w:val="left" w:pos="10076"/>
+          <w:tab w:val="left" w:pos="10992"/>
+          <w:tab w:val="left" w:pos="11908"/>
+          <w:tab w:val="left" w:pos="12824"/>
+          <w:tab w:val="left" w:pos="13740"/>
+          <w:tab w:val="left" w:pos="14656"/>
+        </w:tabs>
+        <w:rPr>
+          <w:rFonts w:ascii="Courier New" w:eastAsia="Times New Roman" w:hAnsi="Courier New" w:cs="Courier New"/>
+          <w:color w:val="BCBEC4"/>
+          <w:sz w:val="20"/>
+          <w:szCs w:val="20"/>
+        </w:rPr>
+      </w:pPr>
+    </w:p>
+    <w:p>
+      <w:pPr>
+        <w:shd w:val="clear" w:color="auto" w:fill="191A1C"/>
+        <w:tabs>
+          <w:tab w:val="left" w:pos="916"/>
+          <w:tab w:val="left" w:pos="1832"/>
+          <w:tab w:val="left" w:pos="2748"/>
+          <w:tab w:val="left" w:pos="3664"/>
+          <w:tab w:val="left" w:pos="4580"/>
+          <w:tab w:val="left" w:pos="5496"/>
+          <w:tab w:val="left" w:pos="6412"/>
+          <w:tab w:val="left" w:pos="7328"/>
+          <w:tab w:val="left" w:pos="8244"/>
+          <w:tab w:val="left" w:pos="9160"/>
+          <w:tab w:val="left" w:pos="10076"/>
+          <w:tab w:val="left" w:pos="10992"/>
+          <w:tab w:val="left" w:pos="11908"/>
+          <w:tab w:val="left" w:pos="12824"/>
+          <w:tab w:val="left" w:pos="13740"/>
+          <w:tab w:val="left" w:pos="14656"/>
+        </w:tabs>
+        <w:rPr>
+          <w:rFonts w:ascii="Courier New" w:eastAsia="Times New Roman" w:hAnsi="Courier New" w:cs="Courier New"/>
+          <w:color w:val="BCBEC4"/>
+          <w:sz w:val="20"/>
+          <w:szCs w:val="20"/>
+        </w:rPr>
+      </w:pPr>
+    </w:p>
+    <w:p>
+      <w:pPr>
+        <w:shd w:val="clear" w:color="auto" w:fill="191A1C"/>
+        <w:tabs>
+          <w:tab w:val="left" w:pos="916"/>
+          <w:tab w:val="left" w:pos="1832"/>
+          <w:tab w:val="left" w:pos="2748"/>
+          <w:tab w:val="left" w:pos="3664"/>
+          <w:tab w:val="left" w:pos="4580"/>
+          <w:tab w:val="left" w:pos="5496"/>
+          <w:tab w:val="left" w:pos="6412"/>
+          <w:tab w:val="left" w:pos="7328"/>
+          <w:tab w:val="left" w:pos="8244"/>
+          <w:tab w:val="left" w:pos="9160"/>
+          <w:tab w:val="left" w:pos="10076"/>
+          <w:tab w:val="left" w:pos="10992"/>
+          <w:tab w:val="left" w:pos="11908"/>
+          <w:tab w:val="left" w:pos="12824"/>
+          <w:tab w:val="left" w:pos="13740"/>
+          <w:tab w:val="left" w:pos="14656"/>
+        </w:tabs>
+        <w:rPr>
+          <w:rFonts w:ascii="Courier New" w:eastAsia="Times New Roman" w:hAnsi="Courier New" w:cs="Courier New"/>
+          <w:color w:val="BCBEC4"/>
+          <w:sz w:val="20"/>
+          <w:szCs w:val="20"/>
+        </w:rPr>
+      </w:pPr>
+    </w:p>
+    <w:p>
+      <w:pPr>
+        <w:shd w:val="clear" w:color="auto" w:fill="191A1C"/>
+        <w:tabs>
+          <w:tab w:val="left" w:pos="916"/>
+          <w:tab w:val="left" w:pos="1832"/>
+          <w:tab w:val="left" w:pos="2748"/>
+          <w:tab w:val="left" w:pos="3664"/>
+          <w:tab w:val="left" w:pos="4580"/>
+          <w:tab w:val="left" w:pos="5496"/>
+          <w:tab w:val="left" w:pos="6412"/>
+          <w:tab w:val="left" w:pos="7328"/>
+          <w:tab w:val="left" w:pos="8244"/>
+          <w:tab w:val="left" w:pos="9160"/>
+          <w:tab w:val="left" w:pos="10076"/>
+          <w:tab w:val="left" w:pos="10992"/>
+          <w:tab w:val="left" w:pos="11908"/>
+          <w:tab w:val="left" w:pos="12824"/>
+          <w:tab w:val="left" w:pos="13740"/>
+          <w:tab w:val="left" w:pos="14656"/>
+        </w:tabs>
+        <w:rPr>
+          <w:rFonts w:ascii="Courier New" w:eastAsia="Times New Roman" w:hAnsi="Courier New" w:cs="Courier New"/>
+          <w:color w:val="BCBEC4"/>
+          <w:sz w:val="20"/>
+          <w:szCs w:val="20"/>
+        </w:rPr>
+      </w:pPr>
+    </w:p>
+    <w:p>
+      <w:pPr>
+        <w:shd w:val="clear" w:color="auto" w:fill="191A1C"/>
+        <w:tabs>
+          <w:tab w:val="left" w:pos="916"/>
+          <w:tab w:val="left" w:pos="1832"/>
+          <w:tab w:val="left" w:pos="2748"/>
+          <w:tab w:val="left" w:pos="3664"/>
+          <w:tab w:val="left" w:pos="4580"/>
+          <w:tab w:val="left" w:pos="5496"/>
+          <w:tab w:val="left" w:pos="6412"/>
+          <w:tab w:val="left" w:pos="7328"/>
+          <w:tab w:val="left" w:pos="8244"/>
+          <w:tab w:val="left" w:pos="9160"/>
+          <w:tab w:val="left" w:pos="10076"/>
+          <w:tab w:val="left" w:pos="10992"/>
+          <w:tab w:val="left" w:pos="11908"/>
+          <w:tab w:val="left" w:pos="12824"/>
+          <w:tab w:val="left" w:pos="13740"/>
+          <w:tab w:val="left" w:pos="14656"/>
+        </w:tabs>
+        <w:rPr>
+          <w:rFonts w:ascii="Courier New" w:eastAsia="Times New Roman" w:hAnsi="Courier New" w:cs="Courier New"/>
+          <w:color w:val="BCBEC4"/>
+          <w:sz w:val="20"/>
+          <w:szCs w:val="20"/>
+        </w:rPr>
+      </w:pPr>
+      <w:r>
+        <w:rPr>
+          <w:rFonts w:ascii="Courier New" w:eastAsia="Times New Roman" w:hAnsi="Courier New" w:cs="Courier New"/>
+          <w:color w:val="BCBEC4"/>
+          <w:sz w:val="20"/>
+          <w:szCs w:val="20"/>
+        </w:rPr>
+        <w:tab/>
+      </w:r>
+    </w:p>
+    <w:p>
+      <w:pPr>
         <w:pStyle w:val="Heading2"/>
       </w:pPr>
       <w:r>
         <w:t>3.2  Login – báo lỗi</w:t>
+      </w:r>
+    </w:p>
+    <w:p>
+      <w:pPr>
+        <w:spacing w:before="80" w:after="240"/>
+      </w:pPr>
+      <w:r>
+        <w:rPr>
+          <w:i/>
+          <w:iCs/>
+          <w:color w:val="6B7280"/>
+          <w:sz w:val="20"/>
+          <w:szCs w:val="20"/>
+        </w:rPr>
+        <w:t>Bấm Login khi để trống ô: ô đang lỗi đổi viền đỏ và hiện dòng thông báo lỗi. Lỗi tự biến mất khi người dùng gõ lại.</w:t>
+      </w:r>
+      <w:r>
+        <w:rPr>
+          <w:i/>
+          <w:iCs/>
+          <w:color w:val="6B7280"/>
+          <w:sz w:val="20"/>
+          <w:szCs w:val="20"/>
+        </w:rPr>
+        <w:br/>
+      </w:r>
+      <w:r>
+        <w:rPr>
+          <w:i/>
+          <w:iCs/>
+          <w:color w:val="6B7280"/>
+          <w:sz w:val="20"/>
+          <w:szCs w:val="20"/>
+        </w:rPr>
+        <w:br/>
+      </w:r>
+      <w:r>
+        <w:rPr>
+          <w:i/>
+          <w:iCs/>
+          <w:color w:val="6B7280"/>
+          <w:sz w:val="20"/>
+          <w:szCs w:val="20"/>
+        </w:rPr>
+        <w:br/>
+      </w:r>
+      <w:r>
+        <w:drawing>
+          <wp:inline distT="0" distB="0" distL="0" distR="0" wp14:anchorId="50ABE240" wp14:editId="6D139B92">
+            <wp:extent cx="2887931" cy="6279753"/>
+            <wp:effectExtent l="0" t="0" r="0" b="0"/>
+            <wp:docPr id="1177051896" name="Picture 1"/>
+            <wp:cNvGraphicFramePr>
+              <a:graphicFrameLocks xmlns:a="http://schemas.openxmlformats.org/drawingml/2006/main" noChangeAspect="1"/>
+            </wp:cNvGraphicFramePr>
+            <a:graphic xmlns:a="http://schemas.openxmlformats.org/drawingml/2006/main">
+              <a:graphicData uri="http://schemas.openxmlformats.org/drawingml/2006/picture">
+                <pic:pic xmlns:pic="http://schemas.openxmlformats.org/drawingml/2006/picture">
+                  <pic:nvPicPr>
+                    <pic:cNvPr id="1177051896" name=""/>
+                    <pic:cNvPicPr/>
+                  </pic:nvPicPr>
+                  <pic:blipFill>
+                    <a:blip r:embed="rId9"/>
+                    <a:stretch>
+                      <a:fillRect/>
+                    </a:stretch>
+                  </pic:blipFill>
+                  <pic:spPr>
+                    <a:xfrm>
+                      <a:off x="0" y="0"/>
+                      <a:ext cx="2937522" cy="6387588"/>
+                    </a:xfrm>
+                    <a:prstGeom prst="rect">
+                      <a:avLst/>
+                    </a:prstGeom>
+                  </pic:spPr>
+                </pic:pic>
+              </a:graphicData>
+            </a:graphic>
+          </wp:inline>
+        </w:drawing>
+      </w:r>
+      <w:r>
+        <w:rPr>
+          <w:i/>
+          <w:iCs/>
+          <w:color w:val="6B7280"/>
+          <w:sz w:val="20"/>
+          <w:szCs w:val="20"/>
+        </w:rPr>
+        <w:br/>
+      </w:r>
+      <w:r>
+        <w:rPr>
+          <w:i/>
+          <w:iCs/>
+          <w:color w:val="6B7280"/>
+          <w:sz w:val="20"/>
+          <w:szCs w:val="20"/>
+        </w:rPr>
+        <w:lastRenderedPageBreak/>
+        <w:br/>
+      </w:r>
+      <w:r>
+        <w:rPr>
+          <w:i/>
+          <w:iCs/>
+          <w:color w:val="6B7280"/>
+          <w:sz w:val="20"/>
+          <w:szCs w:val="20"/>
+        </w:rPr>
+        <w:br/>
+      </w:r>
+      <w:r>
+        <w:rPr>
+          <w:i/>
+          <w:iCs/>
+          <w:color w:val="6B7280"/>
+          <w:sz w:val="20"/>
+          <w:szCs w:val="20"/>
+        </w:rPr>
+        <w:br/>
+      </w:r>
+      <w:r>
+        <w:rPr>
+          <w:i/>
+          <w:iCs/>
+          <w:color w:val="6B7280"/>
+          <w:sz w:val="20"/>
+          <w:szCs w:val="20"/>
+        </w:rPr>
+        <w:br/>
+      </w:r>
+      <w:r>
+        <w:rPr>
+          <w:i/>
+          <w:iCs/>
+          <w:color w:val="6B7280"/>
+          <w:sz w:val="20"/>
+          <w:szCs w:val="20"/>
+        </w:rPr>
+        <w:br/>
+      </w:r>
+      <w:r>
+        <w:rPr>
+          <w:i/>
+          <w:iCs/>
+          <w:color w:val="6B7280"/>
+          <w:sz w:val="20"/>
+          <w:szCs w:val="20"/>
+        </w:rPr>
+        <w:br/>
+      </w:r>
+    </w:p>
+    <w:p>
+      <w:pPr>
+        <w:pStyle w:val="Heading2"/>
+      </w:pPr>
+      <w:r>
+        <w:t xml:space="preserve">3.3  </w:t>
+      </w:r>
+      <w:r>
+        <w:t>Sign Up – báo lỗi</w:t>
       </w:r>
     </w:p>
     <w:tbl>
@@ -346,13 +1013,41 @@
               <w:jc w:val="center"/>
             </w:pPr>
             <w:r>
-              <w:rPr>
-                <w:i/>
-                <w:iCs/>
-                <w:color w:val="6B7280"/>
-              </w:rPr>
-              <w:lastRenderedPageBreak/>
-              <w:t>[Dán ảnh: Login – báo lỗi – Light Mode]</w:t>
+              <w:drawing>
+                <wp:inline distT="0" distB="0" distL="0" distR="0" wp14:anchorId="78BA96EE" wp14:editId="1B99A45E">
+                  <wp:extent cx="2482552" cy="5223314"/>
+                  <wp:effectExtent l="0" t="0" r="0" b="0"/>
+                  <wp:docPr id="1530768944" name="Picture 1"/>
+                  <wp:cNvGraphicFramePr>
+                    <a:graphicFrameLocks xmlns:a="http://schemas.openxmlformats.org/drawingml/2006/main" noChangeAspect="1"/>
+                  </wp:cNvGraphicFramePr>
+                  <a:graphic xmlns:a="http://schemas.openxmlformats.org/drawingml/2006/main">
+                    <a:graphicData uri="http://schemas.openxmlformats.org/drawingml/2006/picture">
+                      <pic:pic xmlns:pic="http://schemas.openxmlformats.org/drawingml/2006/picture">
+                        <pic:nvPicPr>
+                          <pic:cNvPr id="1530768944" name=""/>
+                          <pic:cNvPicPr/>
+                        </pic:nvPicPr>
+                        <pic:blipFill>
+                          <a:blip r:embed="rId10"/>
+                          <a:stretch>
+                            <a:fillRect/>
+                          </a:stretch>
+                        </pic:blipFill>
+                        <pic:spPr>
+                          <a:xfrm>
+                            <a:off x="0" y="0"/>
+                            <a:ext cx="2507666" cy="5276155"/>
+                          </a:xfrm>
+                          <a:prstGeom prst="rect">
+                            <a:avLst/>
+                          </a:prstGeom>
+                        </pic:spPr>
+                      </pic:pic>
+                    </a:graphicData>
+                  </a:graphic>
+                </wp:inline>
+              </w:drawing>
             </w:r>
           </w:p>
         </w:tc>
@@ -380,12 +1075,3479 @@
               <w:jc w:val="center"/>
             </w:pPr>
             <w:r>
+              <w:drawing>
+                <wp:inline distT="0" distB="0" distL="0" distR="0" wp14:anchorId="2C6C545C" wp14:editId="5B051486">
+                  <wp:extent cx="2394683" cy="5154200"/>
+                  <wp:effectExtent l="0" t="0" r="5715" b="2540"/>
+                  <wp:docPr id="367746174" name="Picture 1"/>
+                  <wp:cNvGraphicFramePr>
+                    <a:graphicFrameLocks xmlns:a="http://schemas.openxmlformats.org/drawingml/2006/main" noChangeAspect="1"/>
+                  </wp:cNvGraphicFramePr>
+                  <a:graphic xmlns:a="http://schemas.openxmlformats.org/drawingml/2006/main">
+                    <a:graphicData uri="http://schemas.openxmlformats.org/drawingml/2006/picture">
+                      <pic:pic xmlns:pic="http://schemas.openxmlformats.org/drawingml/2006/picture">
+                        <pic:nvPicPr>
+                          <pic:cNvPr id="367746174" name=""/>
+                          <pic:cNvPicPr/>
+                        </pic:nvPicPr>
+                        <pic:blipFill>
+                          <a:blip r:embed="rId11"/>
+                          <a:stretch>
+                            <a:fillRect/>
+                          </a:stretch>
+                        </pic:blipFill>
+                        <pic:spPr>
+                          <a:xfrm>
+                            <a:off x="0" y="0"/>
+                            <a:ext cx="2432224" cy="5235002"/>
+                          </a:xfrm>
+                          <a:prstGeom prst="rect">
+                            <a:avLst/>
+                          </a:prstGeom>
+                        </pic:spPr>
+                      </pic:pic>
+                    </a:graphicData>
+                  </a:graphic>
+                </wp:inline>
+              </w:drawing>
+            </w:r>
+          </w:p>
+        </w:tc>
+      </w:tr>
+    </w:tbl>
+    <w:p>
+      <w:pPr>
+        <w:spacing w:before="80" w:after="240"/>
+        <w:rPr>
+          <w:i/>
+          <w:iCs/>
+          <w:color w:val="6B7280"/>
+          <w:sz w:val="20"/>
+          <w:szCs w:val="20"/>
+        </w:rPr>
+      </w:pPr>
+      <w:r>
+        <w:rPr>
+          <w:i/>
+          <w:iCs/>
+          <w:color w:val="6B7280"/>
+          <w:sz w:val="20"/>
+          <w:szCs w:val="20"/>
+        </w:rPr>
+        <w:lastRenderedPageBreak/>
+        <w:t>Ba ô nhập dùng component AppFormField (có label, ô mật khẩu ẩn ký tự). Nút Back quay lại trang trước.</w:t>
+      </w:r>
+      <w:r>
+        <w:rPr>
+          <w:i/>
+          <w:iCs/>
+          <w:color w:val="6B7280"/>
+          <w:sz w:val="20"/>
+          <w:szCs w:val="20"/>
+        </w:rPr>
+        <w:br/>
+      </w:r>
+      <w:r>
+        <w:rPr>
+          <w:i/>
+          <w:iCs/>
+          <w:color w:val="6B7280"/>
+          <w:sz w:val="20"/>
+          <w:szCs w:val="20"/>
+        </w:rPr>
+        <w:br/>
+      </w:r>
+      <w:r>
+        <w:rPr>
+          <w:i/>
+          <w:iCs/>
+          <w:color w:val="6B7280"/>
+          <w:sz w:val="20"/>
+          <w:szCs w:val="20"/>
+        </w:rPr>
+        <w:br/>
+      </w:r>
+      <w:r>
+        <w:rPr>
+          <w:i/>
+          <w:iCs/>
+          <w:color w:val="6B7280"/>
+          <w:sz w:val="20"/>
+          <w:szCs w:val="20"/>
+        </w:rPr>
+        <w:br/>
+      </w:r>
+      <w:r>
+        <w:rPr>
+          <w:i/>
+          <w:iCs/>
+          <w:color w:val="6B7280"/>
+          <w:sz w:val="20"/>
+          <w:szCs w:val="20"/>
+        </w:rPr>
+        <w:br/>
+      </w:r>
+      <w:r>
+        <w:rPr>
+          <w:b/>
+          <w:bCs/>
+          <w:color w:val="6B7280"/>
+          <w:sz w:val="28"/>
+          <w:szCs w:val="28"/>
+        </w:rPr>
+        <w:t>SingUpPage.kt</w:t>
+      </w:r>
+      <w:r>
+        <w:rPr>
+          <w:i/>
+          <w:iCs/>
+          <w:color w:val="6B7280"/>
+          <w:sz w:val="20"/>
+          <w:szCs w:val="20"/>
+        </w:rPr>
+        <w:br/>
+      </w:r>
+    </w:p>
+    <w:p>
+      <w:pPr>
+        <w:spacing w:before="80" w:after="240"/>
+        <w:rPr>
+          <w:i/>
+          <w:iCs/>
+          <w:color w:val="6B7280"/>
+          <w:sz w:val="20"/>
+          <w:szCs w:val="20"/>
+        </w:rPr>
+      </w:pPr>
+    </w:p>
+    <w:p>
+      <w:pPr>
+        <w:pStyle w:val="HTMLPreformatted"/>
+        <w:shd w:val="clear" w:color="auto" w:fill="191A1C"/>
+        <w:spacing w:after="240"/>
+        <w:rPr>
+          <w:color w:val="BCBEC4"/>
+        </w:rPr>
+      </w:pPr>
+      <w:r>
+        <w:rPr>
+          <w:color w:val="BCBEC4"/>
+        </w:rPr>
+        <w:br/>
+      </w:r>
+      <w:r>
+        <w:rPr>
+          <w:color w:val="B3AE60"/>
+        </w:rPr>
+        <w:t>@Composable</w:t>
+      </w:r>
+      <w:r>
+        <w:rPr>
+          <w:color w:val="B3AE60"/>
+        </w:rPr>
+        <w:br/>
+      </w:r>
+      <w:r>
+        <w:rPr>
+          <w:color w:val="CF8E6D"/>
+        </w:rPr>
+        <w:t xml:space="preserve">fun </w:t>
+      </w:r>
+      <w:r>
+        <w:rPr>
+          <w:color w:val="56A8F5"/>
+        </w:rPr>
+        <w:t>SignUpPage</w:t>
+      </w:r>
+      <w:r>
+        <w:rPr>
+          <w:color w:val="BCBEC4"/>
+        </w:rPr>
+        <w:t>(modifier: Modifier = Modifier, navController: NavController) {</w:t>
+      </w:r>
+      <w:r>
+        <w:rPr>
+          <w:color w:val="BCBEC4"/>
+        </w:rPr>
+        <w:br/>
+        <w:t xml:space="preserve">    </w:t>
+      </w:r>
+      <w:r>
+        <w:rPr>
+          <w:color w:val="CF8E6D"/>
+        </w:rPr>
+        <w:t xml:space="preserve">val </w:t>
+      </w:r>
+      <w:r>
+        <w:rPr>
+          <w:color w:val="BCBEC4"/>
+        </w:rPr>
+        <w:t xml:space="preserve">username = </w:t>
+      </w:r>
+      <w:r>
+        <w:rPr>
+          <w:color w:val="6BB38A"/>
+        </w:rPr>
+        <w:t xml:space="preserve">remember </w:t>
+      </w:r>
+      <w:r>
+        <w:rPr>
+          <w:b/>
+          <w:bCs/>
+          <w:color w:val="BCBEC4"/>
+        </w:rPr>
+        <w:t xml:space="preserve">{ </w:t>
+      </w:r>
+      <w:r>
+        <w:rPr>
+          <w:i/>
+          <w:iCs/>
+          <w:color w:val="BCBEC4"/>
+        </w:rPr>
+        <w:t>mutableStateOf</w:t>
+      </w:r>
+      <w:r>
+        <w:rPr>
+          <w:color w:val="BCBEC4"/>
+        </w:rPr>
+        <w:t>(</w:t>
+      </w:r>
+      <w:r>
+        <w:rPr>
+          <w:color w:val="6AAB73"/>
+        </w:rPr>
+        <w:t>""</w:t>
+      </w:r>
+      <w:r>
+        <w:rPr>
+          <w:color w:val="BCBEC4"/>
+        </w:rPr>
+        <w:t xml:space="preserve">) </w:t>
+      </w:r>
+      <w:r>
+        <w:rPr>
+          <w:b/>
+          <w:bCs/>
+          <w:color w:val="BCBEC4"/>
+        </w:rPr>
+        <w:t>}</w:t>
+      </w:r>
+      <w:r>
+        <w:rPr>
+          <w:b/>
+          <w:bCs/>
+          <w:color w:val="BCBEC4"/>
+        </w:rPr>
+        <w:br/>
+        <w:t xml:space="preserve">    </w:t>
+      </w:r>
+      <w:r>
+        <w:rPr>
+          <w:color w:val="CF8E6D"/>
+        </w:rPr>
+        <w:t xml:space="preserve">val </w:t>
+      </w:r>
+      <w:r>
+        <w:rPr>
+          <w:color w:val="BCBEC4"/>
+        </w:rPr>
+        <w:t xml:space="preserve">password = </w:t>
+      </w:r>
+      <w:r>
+        <w:rPr>
+          <w:color w:val="6BB38A"/>
+        </w:rPr>
+        <w:t xml:space="preserve">remember </w:t>
+      </w:r>
+      <w:r>
+        <w:rPr>
+          <w:b/>
+          <w:bCs/>
+          <w:color w:val="BCBEC4"/>
+        </w:rPr>
+        <w:t xml:space="preserve">{ </w:t>
+      </w:r>
+      <w:r>
+        <w:rPr>
+          <w:i/>
+          <w:iCs/>
+          <w:color w:val="BCBEC4"/>
+        </w:rPr>
+        <w:t>mutableStateOf</w:t>
+      </w:r>
+      <w:r>
+        <w:rPr>
+          <w:color w:val="BCBEC4"/>
+        </w:rPr>
+        <w:t>(</w:t>
+      </w:r>
+      <w:r>
+        <w:rPr>
+          <w:color w:val="6AAB73"/>
+        </w:rPr>
+        <w:t>""</w:t>
+      </w:r>
+      <w:r>
+        <w:rPr>
+          <w:color w:val="BCBEC4"/>
+        </w:rPr>
+        <w:t xml:space="preserve">) </w:t>
+      </w:r>
+      <w:r>
+        <w:rPr>
+          <w:b/>
+          <w:bCs/>
+          <w:color w:val="BCBEC4"/>
+        </w:rPr>
+        <w:t>}</w:t>
+      </w:r>
+      <w:r>
+        <w:rPr>
+          <w:b/>
+          <w:bCs/>
+          <w:color w:val="BCBEC4"/>
+        </w:rPr>
+        <w:br/>
+        <w:t xml:space="preserve">    </w:t>
+      </w:r>
+      <w:r>
+        <w:rPr>
+          <w:color w:val="CF8E6D"/>
+        </w:rPr>
+        <w:t xml:space="preserve">val </w:t>
+      </w:r>
+      <w:r>
+        <w:rPr>
+          <w:color w:val="BCBEC4"/>
+        </w:rPr>
+        <w:t xml:space="preserve">confirmPassword = </w:t>
+      </w:r>
+      <w:r>
+        <w:rPr>
+          <w:color w:val="6BB38A"/>
+        </w:rPr>
+        <w:t xml:space="preserve">remember </w:t>
+      </w:r>
+      <w:r>
+        <w:rPr>
+          <w:b/>
+          <w:bCs/>
+          <w:color w:val="BCBEC4"/>
+        </w:rPr>
+        <w:t xml:space="preserve">{ </w:t>
+      </w:r>
+      <w:r>
+        <w:rPr>
+          <w:i/>
+          <w:iCs/>
+          <w:color w:val="BCBEC4"/>
+        </w:rPr>
+        <w:t>mutableStateOf</w:t>
+      </w:r>
+      <w:r>
+        <w:rPr>
+          <w:color w:val="BCBEC4"/>
+        </w:rPr>
+        <w:t>(</w:t>
+      </w:r>
+      <w:r>
+        <w:rPr>
+          <w:color w:val="6AAB73"/>
+        </w:rPr>
+        <w:t>""</w:t>
+      </w:r>
+      <w:r>
+        <w:rPr>
+          <w:color w:val="BCBEC4"/>
+        </w:rPr>
+        <w:t xml:space="preserve">) </w:t>
+      </w:r>
+      <w:r>
+        <w:rPr>
+          <w:b/>
+          <w:bCs/>
+          <w:color w:val="BCBEC4"/>
+        </w:rPr>
+        <w:t>}</w:t>
+      </w:r>
+      <w:r>
+        <w:rPr>
+          <w:b/>
+          <w:bCs/>
+          <w:color w:val="BCBEC4"/>
+        </w:rPr>
+        <w:br/>
+        <w:t xml:space="preserve">    </w:t>
+      </w:r>
+      <w:r>
+        <w:rPr>
+          <w:color w:val="7A7E85"/>
+        </w:rPr>
+        <w:t>//val confirmError= remember { mutableStateOf("") }//Biến truyền lỗi</w:t>
+      </w:r>
+      <w:r>
+        <w:rPr>
+          <w:color w:val="7A7E85"/>
+        </w:rPr>
+        <w:br/>
+        <w:t xml:space="preserve">    </w:t>
+      </w:r>
+      <w:r>
+        <w:rPr>
+          <w:color w:val="CF8E6D"/>
+        </w:rPr>
+        <w:t xml:space="preserve">val </w:t>
+      </w:r>
+      <w:r>
+        <w:rPr>
+          <w:color w:val="BCBEC4"/>
+        </w:rPr>
+        <w:t xml:space="preserve">usernameError = </w:t>
+      </w:r>
+      <w:r>
+        <w:rPr>
+          <w:color w:val="6BB38A"/>
+        </w:rPr>
+        <w:t xml:space="preserve">remember </w:t>
+      </w:r>
+      <w:r>
+        <w:rPr>
+          <w:b/>
+          <w:bCs/>
+          <w:color w:val="BCBEC4"/>
+        </w:rPr>
+        <w:t xml:space="preserve">{ </w:t>
+      </w:r>
+      <w:r>
+        <w:rPr>
+          <w:i/>
+          <w:iCs/>
+          <w:color w:val="BCBEC4"/>
+        </w:rPr>
+        <w:t>mutableStateOf</w:t>
+      </w:r>
+      <w:r>
+        <w:rPr>
+          <w:color w:val="BCBEC4"/>
+        </w:rPr>
+        <w:t>(</w:t>
+      </w:r>
+      <w:r>
+        <w:rPr>
+          <w:color w:val="6AAB73"/>
+        </w:rPr>
+        <w:t>""</w:t>
+      </w:r>
+      <w:r>
+        <w:rPr>
+          <w:color w:val="BCBEC4"/>
+        </w:rPr>
+        <w:t xml:space="preserve">) </w:t>
+      </w:r>
+      <w:r>
+        <w:rPr>
+          <w:b/>
+          <w:bCs/>
+          <w:color w:val="BCBEC4"/>
+        </w:rPr>
+        <w:t>}</w:t>
+      </w:r>
+      <w:r>
+        <w:rPr>
+          <w:b/>
+          <w:bCs/>
+          <w:color w:val="BCBEC4"/>
+        </w:rPr>
+        <w:br/>
+        <w:t xml:space="preserve">    </w:t>
+      </w:r>
+      <w:r>
+        <w:rPr>
+          <w:color w:val="CF8E6D"/>
+        </w:rPr>
+        <w:t xml:space="preserve">val </w:t>
+      </w:r>
+      <w:r>
+        <w:rPr>
+          <w:color w:val="BCBEC4"/>
+        </w:rPr>
+        <w:t xml:space="preserve">passwordError = </w:t>
+      </w:r>
+      <w:r>
+        <w:rPr>
+          <w:color w:val="6BB38A"/>
+        </w:rPr>
+        <w:t xml:space="preserve">remember </w:t>
+      </w:r>
+      <w:r>
+        <w:rPr>
+          <w:b/>
+          <w:bCs/>
+          <w:color w:val="BCBEC4"/>
+        </w:rPr>
+        <w:t xml:space="preserve">{ </w:t>
+      </w:r>
+      <w:r>
+        <w:rPr>
+          <w:i/>
+          <w:iCs/>
+          <w:color w:val="BCBEC4"/>
+        </w:rPr>
+        <w:t>mutableStateOf</w:t>
+      </w:r>
+      <w:r>
+        <w:rPr>
+          <w:color w:val="BCBEC4"/>
+        </w:rPr>
+        <w:t>(</w:t>
+      </w:r>
+      <w:r>
+        <w:rPr>
+          <w:color w:val="6AAB73"/>
+        </w:rPr>
+        <w:t>""</w:t>
+      </w:r>
+      <w:r>
+        <w:rPr>
+          <w:color w:val="BCBEC4"/>
+        </w:rPr>
+        <w:t xml:space="preserve">) </w:t>
+      </w:r>
+      <w:r>
+        <w:rPr>
+          <w:b/>
+          <w:bCs/>
+          <w:color w:val="BCBEC4"/>
+        </w:rPr>
+        <w:t>}</w:t>
+      </w:r>
+      <w:r>
+        <w:rPr>
+          <w:b/>
+          <w:bCs/>
+          <w:color w:val="BCBEC4"/>
+        </w:rPr>
+        <w:br/>
+        <w:t xml:space="preserve">    </w:t>
+      </w:r>
+      <w:r>
+        <w:rPr>
+          <w:color w:val="CF8E6D"/>
+        </w:rPr>
+        <w:t xml:space="preserve">val </w:t>
+      </w:r>
+      <w:r>
+        <w:rPr>
+          <w:color w:val="BCBEC4"/>
+        </w:rPr>
+        <w:t xml:space="preserve">confirmPasswordError = </w:t>
+      </w:r>
+      <w:r>
+        <w:rPr>
+          <w:color w:val="6BB38A"/>
+        </w:rPr>
+        <w:t xml:space="preserve">remember </w:t>
+      </w:r>
+      <w:r>
+        <w:rPr>
+          <w:b/>
+          <w:bCs/>
+          <w:color w:val="BCBEC4"/>
+        </w:rPr>
+        <w:t xml:space="preserve">{ </w:t>
+      </w:r>
+      <w:r>
+        <w:rPr>
+          <w:i/>
+          <w:iCs/>
+          <w:color w:val="BCBEC4"/>
+        </w:rPr>
+        <w:t>mutableStateOf</w:t>
+      </w:r>
+      <w:r>
+        <w:rPr>
+          <w:color w:val="BCBEC4"/>
+        </w:rPr>
+        <w:t>(</w:t>
+      </w:r>
+      <w:r>
+        <w:rPr>
+          <w:color w:val="6AAB73"/>
+        </w:rPr>
+        <w:t>""</w:t>
+      </w:r>
+      <w:r>
+        <w:rPr>
+          <w:color w:val="BCBEC4"/>
+        </w:rPr>
+        <w:t xml:space="preserve">) </w:t>
+      </w:r>
+      <w:r>
+        <w:rPr>
+          <w:b/>
+          <w:bCs/>
+          <w:color w:val="BCBEC4"/>
+        </w:rPr>
+        <w:t>}</w:t>
+      </w:r>
+      <w:r>
+        <w:rPr>
+          <w:b/>
+          <w:bCs/>
+          <w:color w:val="BCBEC4"/>
+        </w:rPr>
+        <w:br/>
+      </w:r>
+      <w:r>
+        <w:rPr>
+          <w:b/>
+          <w:bCs/>
+          <w:color w:val="BCBEC4"/>
+        </w:rPr>
+        <w:br/>
+        <w:t xml:space="preserve">    </w:t>
+      </w:r>
+      <w:r>
+        <w:rPr>
+          <w:color w:val="6BB38A"/>
+        </w:rPr>
+        <w:t>Scaffold</w:t>
+      </w:r>
+      <w:r>
+        <w:rPr>
+          <w:color w:val="BCBEC4"/>
+        </w:rPr>
+        <w:t>(modifier,</w:t>
+      </w:r>
+      <w:r>
+        <w:rPr>
+          <w:color w:val="56C1D6"/>
+        </w:rPr>
+        <w:t xml:space="preserve">containerColor = </w:t>
+      </w:r>
+      <w:r>
+        <w:rPr>
+          <w:color w:val="BCBEC4"/>
+        </w:rPr>
+        <w:t>Color.</w:t>
+      </w:r>
+      <w:r>
+        <w:rPr>
+          <w:color w:val="C77DBB"/>
+        </w:rPr>
+        <w:t>Transparent</w:t>
+      </w:r>
+      <w:r>
+        <w:rPr>
+          <w:color w:val="BCBEC4"/>
+        </w:rPr>
+        <w:t xml:space="preserve">) </w:t>
+      </w:r>
+      <w:r>
+        <w:rPr>
+          <w:b/>
+          <w:bCs/>
+          <w:color w:val="BCBEC4"/>
+        </w:rPr>
+        <w:t>{</w:t>
+      </w:r>
+      <w:r>
+        <w:rPr>
+          <w:b/>
+          <w:bCs/>
+          <w:color w:val="BCBEC4"/>
+        </w:rPr>
+        <w:br/>
+        <w:t xml:space="preserve">        </w:t>
+      </w:r>
+      <w:r>
+        <w:rPr>
+          <w:color w:val="BCBEC4"/>
+        </w:rPr>
+        <w:t xml:space="preserve">innerPadding </w:t>
+      </w:r>
+      <w:r>
+        <w:rPr>
+          <w:b/>
+          <w:bCs/>
+          <w:color w:val="BCBEC4"/>
+        </w:rPr>
+        <w:t>-&gt;</w:t>
+      </w:r>
+      <w:r>
+        <w:rPr>
+          <w:b/>
+          <w:bCs/>
+          <w:color w:val="BCBEC4"/>
+        </w:rPr>
+        <w:br/>
+        <w:t xml:space="preserve">        </w:t>
+      </w:r>
+      <w:r>
+        <w:rPr>
+          <w:color w:val="0DA19E"/>
+        </w:rPr>
+        <w:t>Column</w:t>
+      </w:r>
+      <w:r>
+        <w:rPr>
+          <w:color w:val="BCBEC4"/>
+        </w:rPr>
+        <w:t>(</w:t>
+      </w:r>
+      <w:r>
+        <w:rPr>
+          <w:color w:val="BCBEC4"/>
+        </w:rPr>
+        <w:br/>
+        <w:t xml:space="preserve">            </w:t>
+      </w:r>
+      <w:r>
+        <w:rPr>
+          <w:color w:val="56C1D6"/>
+        </w:rPr>
+        <w:t>modifier=</w:t>
+      </w:r>
+      <w:r>
+        <w:rPr>
+          <w:color w:val="BCBEC4"/>
+        </w:rPr>
+        <w:t>Modifier.</w:t>
+      </w:r>
+      <w:r>
+        <w:rPr>
+          <w:i/>
+          <w:iCs/>
+          <w:color w:val="57AAF7"/>
+        </w:rPr>
+        <w:t>padding</w:t>
+      </w:r>
+      <w:r>
+        <w:rPr>
+          <w:color w:val="BCBEC4"/>
+        </w:rPr>
+        <w:t>(innerPadding)</w:t>
+      </w:r>
+      <w:r>
+        <w:rPr>
+          <w:color w:val="BCBEC4"/>
+        </w:rPr>
+        <w:br/>
+        <w:t xml:space="preserve">                .</w:t>
+      </w:r>
+      <w:r>
+        <w:rPr>
+          <w:i/>
+          <w:iCs/>
+          <w:color w:val="57AAF7"/>
+        </w:rPr>
+        <w:t>fillMaxWidth</w:t>
+      </w:r>
+      <w:r>
+        <w:rPr>
+          <w:color w:val="BCBEC4"/>
+        </w:rPr>
+        <w:t>()</w:t>
+      </w:r>
+      <w:r>
+        <w:rPr>
+          <w:color w:val="BCBEC4"/>
+        </w:rPr>
+        <w:br/>
+        <w:t xml:space="preserve">                .</w:t>
+      </w:r>
+      <w:r>
+        <w:rPr>
+          <w:i/>
+          <w:iCs/>
+          <w:color w:val="57AAF7"/>
+        </w:rPr>
+        <w:t>padding</w:t>
+      </w:r>
+      <w:r>
+        <w:rPr>
+          <w:color w:val="BCBEC4"/>
+        </w:rPr>
+        <w:t>(</w:t>
+      </w:r>
+      <w:r>
+        <w:rPr>
+          <w:color w:val="2AACB8"/>
+        </w:rPr>
+        <w:t>32</w:t>
+      </w:r>
+      <w:r>
+        <w:rPr>
+          <w:color w:val="BCBEC4"/>
+        </w:rPr>
+        <w:t>.</w:t>
+      </w:r>
+      <w:r>
+        <w:rPr>
+          <w:i/>
+          <w:iCs/>
+          <w:color w:val="C77DBB"/>
+        </w:rPr>
+        <w:t>dp</w:t>
+      </w:r>
+      <w:r>
+        <w:rPr>
+          <w:color w:val="BCBEC4"/>
+        </w:rPr>
+        <w:t>),</w:t>
+      </w:r>
+      <w:r>
+        <w:rPr>
+          <w:color w:val="BCBEC4"/>
+        </w:rPr>
+        <w:br/>
+        <w:t xml:space="preserve">            </w:t>
+      </w:r>
+      <w:r>
+        <w:rPr>
+          <w:color w:val="56C1D6"/>
+        </w:rPr>
+        <w:t xml:space="preserve">verticalArrangement = </w:t>
+      </w:r>
+      <w:r>
+        <w:rPr>
+          <w:color w:val="BCBEC4"/>
+        </w:rPr>
+        <w:t>Arrangement.</w:t>
+      </w:r>
+      <w:r>
+        <w:rPr>
+          <w:color w:val="C77DBB"/>
+        </w:rPr>
+        <w:t>Top</w:t>
+      </w:r>
+      <w:r>
+        <w:rPr>
+          <w:color w:val="C77DBB"/>
+        </w:rPr>
+        <w:br/>
+        <w:t xml:space="preserve">        </w:t>
+      </w:r>
+      <w:r>
+        <w:rPr>
+          <w:color w:val="BCBEC4"/>
+        </w:rPr>
+        <w:t xml:space="preserve">) </w:t>
+      </w:r>
+      <w:r>
+        <w:rPr>
+          <w:b/>
+          <w:bCs/>
+          <w:color w:val="BCBEC4"/>
+        </w:rPr>
+        <w:t>{</w:t>
+      </w:r>
+      <w:r>
+        <w:rPr>
+          <w:b/>
+          <w:bCs/>
+          <w:color w:val="BCBEC4"/>
+        </w:rPr>
+        <w:br/>
+        <w:t xml:space="preserve">            </w:t>
+      </w:r>
+      <w:r>
+        <w:rPr>
+          <w:color w:val="6BB38A"/>
+        </w:rPr>
+        <w:t>Spacer</w:t>
+      </w:r>
+      <w:r>
+        <w:rPr>
+          <w:color w:val="BCBEC4"/>
+        </w:rPr>
+        <w:t>(</w:t>
+      </w:r>
+      <w:r>
+        <w:rPr>
+          <w:color w:val="56C1D6"/>
+        </w:rPr>
+        <w:t xml:space="preserve">modifier = </w:t>
+      </w:r>
+      <w:r>
+        <w:rPr>
+          <w:color w:val="BCBEC4"/>
+        </w:rPr>
+        <w:t>Modifier.</w:t>
+      </w:r>
+      <w:r>
+        <w:rPr>
+          <w:i/>
+          <w:iCs/>
+          <w:color w:val="57AAF7"/>
+        </w:rPr>
+        <w:t>height</w:t>
+      </w:r>
+      <w:r>
+        <w:rPr>
+          <w:color w:val="BCBEC4"/>
+        </w:rPr>
+        <w:t>(</w:t>
+      </w:r>
+      <w:r>
+        <w:rPr>
+          <w:color w:val="2AACB8"/>
+        </w:rPr>
+        <w:t>65</w:t>
+      </w:r>
+      <w:r>
+        <w:rPr>
+          <w:color w:val="BCBEC4"/>
+        </w:rPr>
+        <w:t>.</w:t>
+      </w:r>
+      <w:r>
+        <w:rPr>
+          <w:i/>
+          <w:iCs/>
+          <w:color w:val="C77DBB"/>
+        </w:rPr>
+        <w:t>dp</w:t>
+      </w:r>
+      <w:r>
+        <w:rPr>
+          <w:color w:val="BCBEC4"/>
+        </w:rPr>
+        <w:t>))</w:t>
+      </w:r>
+      <w:r>
+        <w:rPr>
+          <w:color w:val="BCBEC4"/>
+        </w:rPr>
+        <w:br/>
+        <w:t xml:space="preserve">            </w:t>
+      </w:r>
+      <w:r>
+        <w:rPr>
+          <w:color w:val="6BB38A"/>
+        </w:rPr>
+        <w:t>Text</w:t>
+      </w:r>
+      <w:r>
+        <w:rPr>
+          <w:color w:val="BCBEC4"/>
+        </w:rPr>
+        <w:t>(</w:t>
+      </w:r>
+      <w:r>
+        <w:rPr>
+          <w:color w:val="BCBEC4"/>
+        </w:rPr>
+        <w:br/>
+        <w:t xml:space="preserve">                </w:t>
+      </w:r>
+      <w:r>
+        <w:rPr>
+          <w:color w:val="56C1D6"/>
+        </w:rPr>
+        <w:t xml:space="preserve">text = </w:t>
+      </w:r>
+      <w:r>
+        <w:rPr>
+          <w:color w:val="6AAB73"/>
+        </w:rPr>
+        <w:t>"Sign Up"</w:t>
+      </w:r>
+      <w:r>
+        <w:rPr>
+          <w:color w:val="BCBEC4"/>
+        </w:rPr>
+        <w:t>,</w:t>
+      </w:r>
+      <w:r>
+        <w:rPr>
+          <w:color w:val="BCBEC4"/>
+        </w:rPr>
+        <w:br/>
+        <w:t xml:space="preserve">                </w:t>
+      </w:r>
+      <w:r>
+        <w:rPr>
+          <w:color w:val="56C1D6"/>
+        </w:rPr>
+        <w:t xml:space="preserve">color = </w:t>
+      </w:r>
+      <w:r>
+        <w:rPr>
+          <w:color w:val="6BB38A"/>
+        </w:rPr>
+        <w:t>colors</w:t>
+      </w:r>
+      <w:r>
+        <w:rPr>
+          <w:color w:val="BCBEC4"/>
+        </w:rPr>
+        <w:t>.</w:t>
+      </w:r>
+      <w:r>
+        <w:rPr>
+          <w:color w:val="C77DBB"/>
+        </w:rPr>
+        <w:t>primary</w:t>
+      </w:r>
+      <w:r>
+        <w:rPr>
+          <w:color w:val="BCBEC4"/>
+        </w:rPr>
+        <w:t>,</w:t>
+      </w:r>
+      <w:r>
+        <w:rPr>
+          <w:color w:val="BCBEC4"/>
+        </w:rPr>
+        <w:br/>
+        <w:t xml:space="preserve">                </w:t>
+      </w:r>
+      <w:r>
+        <w:rPr>
+          <w:color w:val="56C1D6"/>
+        </w:rPr>
+        <w:t xml:space="preserve">style = </w:t>
+      </w:r>
+      <w:r>
+        <w:rPr>
+          <w:color w:val="6BB38A"/>
+        </w:rPr>
+        <w:t>titleXLarge</w:t>
+      </w:r>
+      <w:r>
+        <w:rPr>
+          <w:color w:val="BCBEC4"/>
+        </w:rPr>
+        <w:t>,</w:t>
+      </w:r>
+      <w:r>
+        <w:rPr>
+          <w:color w:val="BCBEC4"/>
+        </w:rPr>
+        <w:br/>
+        <w:t xml:space="preserve">                </w:t>
+      </w:r>
+      <w:r>
+        <w:rPr>
+          <w:color w:val="56C1D6"/>
+        </w:rPr>
+        <w:t xml:space="preserve">modifier = </w:t>
+      </w:r>
+      <w:r>
+        <w:rPr>
+          <w:color w:val="BCBEC4"/>
+        </w:rPr>
+        <w:t>Modifier.</w:t>
+      </w:r>
+      <w:r>
+        <w:rPr>
+          <w:color w:val="0DA19E"/>
+        </w:rPr>
+        <w:t>align</w:t>
+      </w:r>
+      <w:r>
+        <w:rPr>
+          <w:color w:val="BCBEC4"/>
+        </w:rPr>
+        <w:t>(Alignment.</w:t>
+      </w:r>
+      <w:r>
+        <w:rPr>
+          <w:color w:val="C77DBB"/>
+        </w:rPr>
+        <w:t>CenterHorizontally</w:t>
+      </w:r>
+      <w:r>
+        <w:rPr>
+          <w:color w:val="BCBEC4"/>
+        </w:rPr>
+        <w:t>),</w:t>
+      </w:r>
+      <w:r>
+        <w:rPr>
+          <w:color w:val="BCBEC4"/>
+        </w:rPr>
+        <w:br/>
+        <w:t xml:space="preserve">            )</w:t>
+      </w:r>
+      <w:r>
+        <w:rPr>
+          <w:color w:val="BCBEC4"/>
+        </w:rPr>
+        <w:br/>
+      </w:r>
+      <w:r>
+        <w:rPr>
+          <w:color w:val="BCBEC4"/>
+        </w:rPr>
+        <w:br/>
+        <w:t xml:space="preserve">            </w:t>
+      </w:r>
+      <w:r>
+        <w:rPr>
+          <w:color w:val="6BB38A"/>
+        </w:rPr>
+        <w:t>Spacer</w:t>
+      </w:r>
+      <w:r>
+        <w:rPr>
+          <w:color w:val="BCBEC4"/>
+        </w:rPr>
+        <w:t>(</w:t>
+      </w:r>
+      <w:r>
+        <w:rPr>
+          <w:color w:val="56C1D6"/>
+        </w:rPr>
+        <w:t xml:space="preserve">modifier = </w:t>
+      </w:r>
+      <w:r>
+        <w:rPr>
+          <w:color w:val="BCBEC4"/>
+        </w:rPr>
+        <w:t>Modifier.</w:t>
+      </w:r>
+      <w:r>
+        <w:rPr>
+          <w:i/>
+          <w:iCs/>
+          <w:color w:val="57AAF7"/>
+        </w:rPr>
+        <w:t>height</w:t>
+      </w:r>
+      <w:r>
+        <w:rPr>
+          <w:color w:val="BCBEC4"/>
+        </w:rPr>
+        <w:t>(</w:t>
+      </w:r>
+      <w:r>
+        <w:rPr>
+          <w:color w:val="2AACB8"/>
+        </w:rPr>
+        <w:t>25</w:t>
+      </w:r>
+      <w:r>
+        <w:rPr>
+          <w:color w:val="BCBEC4"/>
+        </w:rPr>
+        <w:t>.</w:t>
+      </w:r>
+      <w:r>
+        <w:rPr>
+          <w:i/>
+          <w:iCs/>
+          <w:color w:val="C77DBB"/>
+        </w:rPr>
+        <w:t>dp</w:t>
+      </w:r>
+      <w:r>
+        <w:rPr>
+          <w:color w:val="BCBEC4"/>
+        </w:rPr>
+        <w:t>))</w:t>
+      </w:r>
+      <w:r>
+        <w:rPr>
+          <w:color w:val="BCBEC4"/>
+        </w:rPr>
+        <w:br/>
+        <w:t xml:space="preserve">            </w:t>
+      </w:r>
+      <w:r>
+        <w:rPr>
+          <w:color w:val="7A7E85"/>
+        </w:rPr>
+        <w:t>//sử dụng AppFormField để hiển thị textfield</w:t>
+      </w:r>
+      <w:r>
+        <w:rPr>
+          <w:color w:val="7A7E85"/>
+        </w:rPr>
+        <w:br/>
+        <w:t xml:space="preserve">            </w:t>
+      </w:r>
+      <w:r>
+        <w:rPr>
+          <w:color w:val="6BB38A"/>
+        </w:rPr>
+        <w:t>AppFormField</w:t>
+      </w:r>
+      <w:r>
+        <w:rPr>
+          <w:color w:val="BCBEC4"/>
+        </w:rPr>
+        <w:t>(</w:t>
+      </w:r>
+      <w:r>
+        <w:rPr>
+          <w:color w:val="BCBEC4"/>
+        </w:rPr>
+        <w:br/>
+        <w:t xml:space="preserve">                </w:t>
+      </w:r>
+      <w:r>
+        <w:rPr>
+          <w:color w:val="56C1D6"/>
+        </w:rPr>
+        <w:t xml:space="preserve">label = </w:t>
+      </w:r>
+      <w:r>
+        <w:rPr>
+          <w:color w:val="6AAB73"/>
+        </w:rPr>
+        <w:t>"User Name:"</w:t>
+      </w:r>
+      <w:r>
+        <w:rPr>
+          <w:color w:val="BCBEC4"/>
+        </w:rPr>
+        <w:t>,</w:t>
+      </w:r>
+      <w:r>
+        <w:rPr>
+          <w:color w:val="BCBEC4"/>
+        </w:rPr>
+        <w:br/>
+        <w:t xml:space="preserve">                </w:t>
+      </w:r>
+      <w:r>
+        <w:rPr>
+          <w:color w:val="56C1D6"/>
+        </w:rPr>
+        <w:t xml:space="preserve">value = </w:t>
+      </w:r>
+      <w:r>
+        <w:rPr>
+          <w:color w:val="BCBEC4"/>
+        </w:rPr>
+        <w:t>username.</w:t>
+      </w:r>
+      <w:r>
+        <w:rPr>
+          <w:color w:val="C77DBB"/>
+        </w:rPr>
+        <w:t>value</w:t>
+      </w:r>
+      <w:r>
+        <w:rPr>
+          <w:color w:val="BCBEC4"/>
+        </w:rPr>
+        <w:t>,</w:t>
+      </w:r>
+      <w:r>
+        <w:rPr>
+          <w:color w:val="BCBEC4"/>
+        </w:rPr>
+        <w:br/>
+        <w:t xml:space="preserve">                </w:t>
+      </w:r>
+      <w:r>
+        <w:rPr>
+          <w:color w:val="56C1D6"/>
+        </w:rPr>
+        <w:t xml:space="preserve">onValueChange = </w:t>
+      </w:r>
+      <w:r>
+        <w:rPr>
+          <w:b/>
+          <w:bCs/>
+          <w:color w:val="BCBEC4"/>
+        </w:rPr>
+        <w:t>{</w:t>
+      </w:r>
+      <w:r>
+        <w:rPr>
+          <w:b/>
+          <w:bCs/>
+          <w:color w:val="BCBEC4"/>
+        </w:rPr>
+        <w:br/>
+        <w:t xml:space="preserve">                    </w:t>
+      </w:r>
+      <w:r>
+        <w:rPr>
+          <w:color w:val="BCBEC4"/>
+        </w:rPr>
+        <w:t>username.</w:t>
+      </w:r>
+      <w:r>
+        <w:rPr>
+          <w:color w:val="C77DBB"/>
+        </w:rPr>
+        <w:t xml:space="preserve">value </w:t>
+      </w:r>
+      <w:r>
+        <w:rPr>
+          <w:color w:val="BCBEC4"/>
+        </w:rPr>
+        <w:t xml:space="preserve">= </w:t>
+      </w:r>
+      <w:r>
+        <w:rPr>
+          <w:b/>
+          <w:bCs/>
+          <w:color w:val="BCBEC4"/>
+        </w:rPr>
+        <w:t>it</w:t>
+      </w:r>
+      <w:r>
+        <w:rPr>
+          <w:b/>
+          <w:bCs/>
+          <w:color w:val="BCBEC4"/>
+        </w:rPr>
+        <w:br/>
+        <w:t xml:space="preserve">                    </w:t>
+      </w:r>
+      <w:r>
+        <w:rPr>
+          <w:color w:val="BCBEC4"/>
+        </w:rPr>
+        <w:t>usernameError.</w:t>
+      </w:r>
+      <w:r>
+        <w:rPr>
+          <w:color w:val="C77DBB"/>
+        </w:rPr>
+        <w:t>value</w:t>
+      </w:r>
+      <w:r>
+        <w:rPr>
+          <w:color w:val="BCBEC4"/>
+        </w:rPr>
+        <w:t>=</w:t>
+      </w:r>
+      <w:r>
+        <w:rPr>
+          <w:color w:val="6AAB73"/>
+        </w:rPr>
+        <w:t xml:space="preserve">"" </w:t>
+      </w:r>
+      <w:r>
+        <w:rPr>
+          <w:b/>
+          <w:bCs/>
+          <w:color w:val="BCBEC4"/>
+        </w:rPr>
+        <w:t>}</w:t>
+      </w:r>
+      <w:r>
+        <w:rPr>
+          <w:color w:val="BCBEC4"/>
+        </w:rPr>
+        <w:t>,</w:t>
+      </w:r>
+      <w:r>
+        <w:rPr>
+          <w:color w:val="BCBEC4"/>
+        </w:rPr>
+        <w:br/>
+        <w:t xml:space="preserve">                </w:t>
+      </w:r>
+      <w:r>
+        <w:rPr>
+          <w:color w:val="56C1D6"/>
+        </w:rPr>
+        <w:t xml:space="preserve">placeholder = </w:t>
+      </w:r>
+      <w:r>
+        <w:rPr>
+          <w:color w:val="6AAB73"/>
+        </w:rPr>
+        <w:t>"Enter Username....."</w:t>
+      </w:r>
+      <w:r>
+        <w:rPr>
+          <w:color w:val="BCBEC4"/>
+        </w:rPr>
+        <w:t>,</w:t>
+      </w:r>
+      <w:r>
+        <w:rPr>
+          <w:color w:val="BCBEC4"/>
+        </w:rPr>
+        <w:br/>
+        <w:t xml:space="preserve">                </w:t>
+      </w:r>
+      <w:r>
+        <w:rPr>
+          <w:color w:val="56C1D6"/>
+        </w:rPr>
+        <w:t xml:space="preserve">isError = </w:t>
+      </w:r>
+      <w:r>
+        <w:rPr>
+          <w:color w:val="BCBEC4"/>
+        </w:rPr>
+        <w:t>usernameError.</w:t>
+      </w:r>
+      <w:r>
+        <w:rPr>
+          <w:color w:val="C77DBB"/>
+        </w:rPr>
+        <w:t>value</w:t>
+      </w:r>
+      <w:r>
+        <w:rPr>
+          <w:color w:val="BCBEC4"/>
+        </w:rPr>
+        <w:t>.</w:t>
+      </w:r>
+      <w:r>
+        <w:rPr>
+          <w:i/>
+          <w:iCs/>
+          <w:color w:val="57AAF7"/>
+        </w:rPr>
+        <w:t>isNotEmpty</w:t>
+      </w:r>
+      <w:r>
+        <w:rPr>
+          <w:color w:val="BCBEC4"/>
+        </w:rPr>
+        <w:t>(),</w:t>
+      </w:r>
+      <w:r>
+        <w:rPr>
+          <w:color w:val="BCBEC4"/>
+        </w:rPr>
+        <w:br/>
+        <w:t xml:space="preserve">                </w:t>
+      </w:r>
+      <w:r>
+        <w:rPr>
+          <w:color w:val="56C1D6"/>
+        </w:rPr>
+        <w:t xml:space="preserve">errorMessage = </w:t>
+      </w:r>
+      <w:r>
+        <w:rPr>
+          <w:color w:val="BCBEC4"/>
+        </w:rPr>
+        <w:t>usernameError.</w:t>
+      </w:r>
+      <w:r>
+        <w:rPr>
+          <w:color w:val="C77DBB"/>
+        </w:rPr>
+        <w:t>value</w:t>
+      </w:r>
+      <w:r>
+        <w:rPr>
+          <w:color w:val="BCBEC4"/>
+        </w:rPr>
+        <w:t>,</w:t>
+      </w:r>
+      <w:r>
+        <w:rPr>
+          <w:color w:val="BCBEC4"/>
+        </w:rPr>
+        <w:br/>
+        <w:t xml:space="preserve">                )</w:t>
+      </w:r>
+      <w:r>
+        <w:rPr>
+          <w:color w:val="BCBEC4"/>
+        </w:rPr>
+        <w:br/>
+        <w:t xml:space="preserve">            </w:t>
+      </w:r>
+      <w:r>
+        <w:rPr>
+          <w:color w:val="6BB38A"/>
+        </w:rPr>
+        <w:t>Spacer</w:t>
+      </w:r>
+      <w:r>
+        <w:rPr>
+          <w:color w:val="BCBEC4"/>
+        </w:rPr>
+        <w:t>(</w:t>
+      </w:r>
+      <w:r>
+        <w:rPr>
+          <w:color w:val="56C1D6"/>
+        </w:rPr>
+        <w:t xml:space="preserve">modifier = </w:t>
+      </w:r>
+      <w:r>
+        <w:rPr>
+          <w:color w:val="BCBEC4"/>
+        </w:rPr>
+        <w:t>Modifier.</w:t>
+      </w:r>
+      <w:r>
+        <w:rPr>
+          <w:i/>
+          <w:iCs/>
+          <w:color w:val="57AAF7"/>
+        </w:rPr>
+        <w:t>height</w:t>
+      </w:r>
+      <w:r>
+        <w:rPr>
+          <w:color w:val="BCBEC4"/>
+        </w:rPr>
+        <w:t>(</w:t>
+      </w:r>
+      <w:r>
+        <w:rPr>
+          <w:color w:val="2AACB8"/>
+        </w:rPr>
+        <w:t>20</w:t>
+      </w:r>
+      <w:r>
+        <w:rPr>
+          <w:color w:val="BCBEC4"/>
+        </w:rPr>
+        <w:t>.</w:t>
+      </w:r>
+      <w:r>
+        <w:rPr>
+          <w:i/>
+          <w:iCs/>
+          <w:color w:val="C77DBB"/>
+        </w:rPr>
+        <w:t>dp</w:t>
+      </w:r>
+      <w:r>
+        <w:rPr>
+          <w:color w:val="BCBEC4"/>
+        </w:rPr>
+        <w:t>))</w:t>
+      </w:r>
+      <w:r>
+        <w:rPr>
+          <w:color w:val="BCBEC4"/>
+        </w:rPr>
+        <w:br/>
+        <w:t xml:space="preserve">            </w:t>
+      </w:r>
+      <w:r>
+        <w:rPr>
+          <w:color w:val="6BB38A"/>
+        </w:rPr>
+        <w:t>AppFormField</w:t>
+      </w:r>
+      <w:r>
+        <w:rPr>
+          <w:color w:val="BCBEC4"/>
+        </w:rPr>
+        <w:t>(</w:t>
+      </w:r>
+      <w:r>
+        <w:rPr>
+          <w:color w:val="BCBEC4"/>
+        </w:rPr>
+        <w:br/>
+        <w:t xml:space="preserve">                </w:t>
+      </w:r>
+      <w:r>
+        <w:rPr>
+          <w:color w:val="56C1D6"/>
+        </w:rPr>
+        <w:t xml:space="preserve">label = </w:t>
+      </w:r>
+      <w:r>
+        <w:rPr>
+          <w:color w:val="6AAB73"/>
+        </w:rPr>
+        <w:t>"Password:"</w:t>
+      </w:r>
+      <w:r>
+        <w:rPr>
+          <w:color w:val="BCBEC4"/>
+        </w:rPr>
+        <w:t>,</w:t>
+      </w:r>
+      <w:r>
+        <w:rPr>
+          <w:color w:val="BCBEC4"/>
+        </w:rPr>
+        <w:br/>
+        <w:t xml:space="preserve">                </w:t>
+      </w:r>
+      <w:r>
+        <w:rPr>
+          <w:color w:val="56C1D6"/>
+        </w:rPr>
+        <w:t xml:space="preserve">value = </w:t>
+      </w:r>
+      <w:r>
+        <w:rPr>
+          <w:color w:val="BCBEC4"/>
+        </w:rPr>
+        <w:t>password.</w:t>
+      </w:r>
+      <w:r>
+        <w:rPr>
+          <w:color w:val="C77DBB"/>
+        </w:rPr>
+        <w:t>value</w:t>
+      </w:r>
+      <w:r>
+        <w:rPr>
+          <w:color w:val="BCBEC4"/>
+        </w:rPr>
+        <w:t>,</w:t>
+      </w:r>
+      <w:r>
+        <w:rPr>
+          <w:color w:val="BCBEC4"/>
+        </w:rPr>
+        <w:br/>
+        <w:t xml:space="preserve">                </w:t>
+      </w:r>
+      <w:r>
+        <w:rPr>
+          <w:color w:val="56C1D6"/>
+        </w:rPr>
+        <w:t xml:space="preserve">onValueChange = </w:t>
+      </w:r>
+      <w:r>
+        <w:rPr>
+          <w:b/>
+          <w:bCs/>
+          <w:color w:val="BCBEC4"/>
+        </w:rPr>
+        <w:t>{</w:t>
+      </w:r>
+      <w:r>
+        <w:rPr>
+          <w:b/>
+          <w:bCs/>
+          <w:color w:val="BCBEC4"/>
+        </w:rPr>
+        <w:br/>
+        <w:t xml:space="preserve">                    </w:t>
+      </w:r>
+      <w:r>
+        <w:rPr>
+          <w:color w:val="BCBEC4"/>
+        </w:rPr>
+        <w:t>password.</w:t>
+      </w:r>
+      <w:r>
+        <w:rPr>
+          <w:color w:val="C77DBB"/>
+        </w:rPr>
+        <w:t xml:space="preserve">value </w:t>
+      </w:r>
+      <w:r>
+        <w:rPr>
+          <w:color w:val="BCBEC4"/>
+        </w:rPr>
+        <w:t xml:space="preserve">= </w:t>
+      </w:r>
+      <w:r>
+        <w:rPr>
+          <w:b/>
+          <w:bCs/>
+          <w:color w:val="BCBEC4"/>
+        </w:rPr>
+        <w:t>it</w:t>
+      </w:r>
+      <w:r>
+        <w:rPr>
+          <w:b/>
+          <w:bCs/>
+          <w:color w:val="BCBEC4"/>
+        </w:rPr>
+        <w:br/>
+        <w:t xml:space="preserve">                    </w:t>
+      </w:r>
+      <w:r>
+        <w:rPr>
+          <w:color w:val="BCBEC4"/>
+        </w:rPr>
+        <w:t>passwordError.</w:t>
+      </w:r>
+      <w:r>
+        <w:rPr>
+          <w:color w:val="C77DBB"/>
+        </w:rPr>
+        <w:t>value</w:t>
+      </w:r>
+      <w:r>
+        <w:rPr>
+          <w:color w:val="BCBEC4"/>
+        </w:rPr>
+        <w:t>=</w:t>
+      </w:r>
+      <w:r>
+        <w:rPr>
+          <w:color w:val="6AAB73"/>
+        </w:rPr>
+        <w:t>""</w:t>
+      </w:r>
+      <w:r>
+        <w:rPr>
+          <w:color w:val="6AAB73"/>
+        </w:rPr>
+        <w:br/>
+        <w:t xml:space="preserve">                                </w:t>
+      </w:r>
+      <w:r>
+        <w:rPr>
+          <w:b/>
+          <w:bCs/>
+          <w:color w:val="BCBEC4"/>
+        </w:rPr>
+        <w:t>}</w:t>
+      </w:r>
+      <w:r>
+        <w:rPr>
+          <w:color w:val="BCBEC4"/>
+        </w:rPr>
+        <w:t>,</w:t>
+      </w:r>
+      <w:r>
+        <w:rPr>
+          <w:color w:val="BCBEC4"/>
+        </w:rPr>
+        <w:br/>
+        <w:t xml:space="preserve">                </w:t>
+      </w:r>
+      <w:r>
+        <w:rPr>
+          <w:color w:val="56C1D6"/>
+        </w:rPr>
+        <w:t xml:space="preserve">placeholder = </w:t>
+      </w:r>
+      <w:r>
+        <w:rPr>
+          <w:color w:val="6AAB73"/>
+        </w:rPr>
+        <w:t>"Enter password....."</w:t>
+      </w:r>
+      <w:r>
+        <w:rPr>
+          <w:color w:val="BCBEC4"/>
+        </w:rPr>
+        <w:t>,</w:t>
+      </w:r>
+      <w:r>
+        <w:rPr>
+          <w:color w:val="BCBEC4"/>
+        </w:rPr>
+        <w:br/>
+      </w:r>
+      <w:r>
+        <w:rPr>
+          <w:color w:val="BCBEC4"/>
+        </w:rPr>
+        <w:lastRenderedPageBreak/>
+        <w:t xml:space="preserve">                </w:t>
+      </w:r>
+      <w:r>
+        <w:rPr>
+          <w:color w:val="56C1D6"/>
+        </w:rPr>
+        <w:t xml:space="preserve">isPassword = </w:t>
+      </w:r>
+      <w:r>
+        <w:rPr>
+          <w:color w:val="CF8E6D"/>
+        </w:rPr>
+        <w:t>true</w:t>
+      </w:r>
+      <w:r>
+        <w:rPr>
+          <w:color w:val="BCBEC4"/>
+        </w:rPr>
+        <w:t>,</w:t>
+      </w:r>
+      <w:r>
+        <w:rPr>
+          <w:color w:val="BCBEC4"/>
+        </w:rPr>
+        <w:br/>
+        <w:t xml:space="preserve">                </w:t>
+      </w:r>
+      <w:r>
+        <w:rPr>
+          <w:color w:val="56C1D6"/>
+        </w:rPr>
+        <w:t>isError=</w:t>
+      </w:r>
+      <w:r>
+        <w:rPr>
+          <w:color w:val="BCBEC4"/>
+        </w:rPr>
+        <w:t>passwordError.</w:t>
+      </w:r>
+      <w:r>
+        <w:rPr>
+          <w:color w:val="C77DBB"/>
+        </w:rPr>
+        <w:t>value</w:t>
+      </w:r>
+      <w:r>
+        <w:rPr>
+          <w:color w:val="BCBEC4"/>
+        </w:rPr>
+        <w:t>.</w:t>
+      </w:r>
+      <w:r>
+        <w:rPr>
+          <w:i/>
+          <w:iCs/>
+          <w:color w:val="57AAF7"/>
+        </w:rPr>
+        <w:t>isNotEmpty</w:t>
+      </w:r>
+      <w:r>
+        <w:rPr>
+          <w:color w:val="BCBEC4"/>
+        </w:rPr>
+        <w:t>(),</w:t>
+      </w:r>
+      <w:r>
+        <w:rPr>
+          <w:color w:val="BCBEC4"/>
+        </w:rPr>
+        <w:br/>
+        <w:t xml:space="preserve">                </w:t>
+      </w:r>
+      <w:r>
+        <w:rPr>
+          <w:color w:val="56C1D6"/>
+        </w:rPr>
+        <w:t xml:space="preserve">errorMessage = </w:t>
+      </w:r>
+      <w:r>
+        <w:rPr>
+          <w:color w:val="BCBEC4"/>
+        </w:rPr>
+        <w:t>passwordError.</w:t>
+      </w:r>
+      <w:r>
+        <w:rPr>
+          <w:color w:val="C77DBB"/>
+        </w:rPr>
+        <w:t>value</w:t>
+      </w:r>
+      <w:r>
+        <w:rPr>
+          <w:color w:val="BCBEC4"/>
+        </w:rPr>
+        <w:t>,</w:t>
+      </w:r>
+      <w:r>
+        <w:rPr>
+          <w:color w:val="BCBEC4"/>
+        </w:rPr>
+        <w:br/>
+        <w:t xml:space="preserve">            )</w:t>
+      </w:r>
+      <w:r>
+        <w:rPr>
+          <w:color w:val="BCBEC4"/>
+        </w:rPr>
+        <w:br/>
+        <w:t xml:space="preserve">            </w:t>
+      </w:r>
+      <w:r>
+        <w:rPr>
+          <w:color w:val="6BB38A"/>
+        </w:rPr>
+        <w:t>Spacer</w:t>
+      </w:r>
+      <w:r>
+        <w:rPr>
+          <w:color w:val="BCBEC4"/>
+        </w:rPr>
+        <w:t>(</w:t>
+      </w:r>
+      <w:r>
+        <w:rPr>
+          <w:color w:val="56C1D6"/>
+        </w:rPr>
+        <w:t xml:space="preserve">modifier = </w:t>
+      </w:r>
+      <w:r>
+        <w:rPr>
+          <w:color w:val="BCBEC4"/>
+        </w:rPr>
+        <w:t>Modifier.</w:t>
+      </w:r>
+      <w:r>
+        <w:rPr>
+          <w:i/>
+          <w:iCs/>
+          <w:color w:val="57AAF7"/>
+        </w:rPr>
+        <w:t>height</w:t>
+      </w:r>
+      <w:r>
+        <w:rPr>
+          <w:color w:val="BCBEC4"/>
+        </w:rPr>
+        <w:t>(</w:t>
+      </w:r>
+      <w:r>
+        <w:rPr>
+          <w:color w:val="2AACB8"/>
+        </w:rPr>
+        <w:t>20</w:t>
+      </w:r>
+      <w:r>
+        <w:rPr>
+          <w:color w:val="BCBEC4"/>
+        </w:rPr>
+        <w:t>.</w:t>
+      </w:r>
+      <w:r>
+        <w:rPr>
+          <w:i/>
+          <w:iCs/>
+          <w:color w:val="C77DBB"/>
+        </w:rPr>
+        <w:t>dp</w:t>
+      </w:r>
+      <w:r>
+        <w:rPr>
+          <w:color w:val="BCBEC4"/>
+        </w:rPr>
+        <w:t>))</w:t>
+      </w:r>
+      <w:r>
+        <w:rPr>
+          <w:color w:val="BCBEC4"/>
+        </w:rPr>
+        <w:br/>
+        <w:t xml:space="preserve">            </w:t>
+      </w:r>
+      <w:r>
+        <w:rPr>
+          <w:color w:val="6BB38A"/>
+        </w:rPr>
+        <w:t>AppFormField</w:t>
+      </w:r>
+      <w:r>
+        <w:rPr>
+          <w:color w:val="BCBEC4"/>
+        </w:rPr>
+        <w:t>(</w:t>
+      </w:r>
+      <w:r>
+        <w:rPr>
+          <w:color w:val="BCBEC4"/>
+        </w:rPr>
+        <w:br/>
+        <w:t xml:space="preserve">                </w:t>
+      </w:r>
+      <w:r>
+        <w:rPr>
+          <w:color w:val="56C1D6"/>
+        </w:rPr>
+        <w:t xml:space="preserve">label = </w:t>
+      </w:r>
+      <w:r>
+        <w:rPr>
+          <w:color w:val="6AAB73"/>
+        </w:rPr>
+        <w:t>"Confirm Password:"</w:t>
+      </w:r>
+      <w:r>
+        <w:rPr>
+          <w:color w:val="BCBEC4"/>
+        </w:rPr>
+        <w:t>,</w:t>
+      </w:r>
+      <w:r>
+        <w:rPr>
+          <w:color w:val="BCBEC4"/>
+        </w:rPr>
+        <w:br/>
+        <w:t xml:space="preserve">                </w:t>
+      </w:r>
+      <w:r>
+        <w:rPr>
+          <w:color w:val="56C1D6"/>
+        </w:rPr>
+        <w:t xml:space="preserve">value = </w:t>
+      </w:r>
+      <w:r>
+        <w:rPr>
+          <w:color w:val="BCBEC4"/>
+        </w:rPr>
+        <w:t>confirmPassword.</w:t>
+      </w:r>
+      <w:r>
+        <w:rPr>
+          <w:color w:val="C77DBB"/>
+        </w:rPr>
+        <w:t>value</w:t>
+      </w:r>
+      <w:r>
+        <w:rPr>
+          <w:color w:val="BCBEC4"/>
+        </w:rPr>
+        <w:t>,</w:t>
+      </w:r>
+      <w:r>
+        <w:rPr>
+          <w:color w:val="BCBEC4"/>
+        </w:rPr>
+        <w:br/>
+        <w:t xml:space="preserve">                </w:t>
+      </w:r>
+      <w:r>
+        <w:rPr>
+          <w:color w:val="56C1D6"/>
+        </w:rPr>
+        <w:t xml:space="preserve">onValueChange = </w:t>
+      </w:r>
+      <w:r>
+        <w:rPr>
+          <w:b/>
+          <w:bCs/>
+          <w:color w:val="BCBEC4"/>
+        </w:rPr>
+        <w:t>{</w:t>
+      </w:r>
+      <w:r>
+        <w:rPr>
+          <w:b/>
+          <w:bCs/>
+          <w:color w:val="BCBEC4"/>
+        </w:rPr>
+        <w:br/>
+        <w:t xml:space="preserve">                    </w:t>
+      </w:r>
+      <w:r>
+        <w:rPr>
+          <w:color w:val="BCBEC4"/>
+        </w:rPr>
+        <w:t>confirmPassword.</w:t>
+      </w:r>
+      <w:r>
+        <w:rPr>
+          <w:color w:val="C77DBB"/>
+        </w:rPr>
+        <w:t xml:space="preserve">value </w:t>
+      </w:r>
+      <w:r>
+        <w:rPr>
+          <w:color w:val="BCBEC4"/>
+        </w:rPr>
+        <w:t xml:space="preserve">= </w:t>
+      </w:r>
+      <w:r>
+        <w:rPr>
+          <w:b/>
+          <w:bCs/>
+          <w:color w:val="BCBEC4"/>
+        </w:rPr>
+        <w:t>it</w:t>
+      </w:r>
+      <w:r>
+        <w:rPr>
+          <w:b/>
+          <w:bCs/>
+          <w:color w:val="BCBEC4"/>
+        </w:rPr>
+        <w:br/>
+        <w:t xml:space="preserve">                    </w:t>
+      </w:r>
+      <w:r>
+        <w:rPr>
+          <w:color w:val="BCBEC4"/>
+        </w:rPr>
+        <w:t>confirmPasswordError.</w:t>
+      </w:r>
+      <w:r>
+        <w:rPr>
+          <w:color w:val="C77DBB"/>
+        </w:rPr>
+        <w:t xml:space="preserve">value </w:t>
+      </w:r>
+      <w:r>
+        <w:rPr>
+          <w:color w:val="BCBEC4"/>
+        </w:rPr>
+        <w:t>=</w:t>
+      </w:r>
+      <w:r>
+        <w:rPr>
+          <w:color w:val="6AAB73"/>
+        </w:rPr>
+        <w:t xml:space="preserve">"" </w:t>
+      </w:r>
+      <w:r>
+        <w:rPr>
+          <w:b/>
+          <w:bCs/>
+          <w:color w:val="BCBEC4"/>
+        </w:rPr>
+        <w:t>}</w:t>
+      </w:r>
+      <w:r>
+        <w:rPr>
+          <w:color w:val="BCBEC4"/>
+        </w:rPr>
+        <w:t>,</w:t>
+      </w:r>
+      <w:r>
+        <w:rPr>
+          <w:color w:val="BCBEC4"/>
+        </w:rPr>
+        <w:br/>
+        <w:t xml:space="preserve">                </w:t>
+      </w:r>
+      <w:r>
+        <w:rPr>
+          <w:color w:val="56C1D6"/>
+        </w:rPr>
+        <w:t xml:space="preserve">placeholder = </w:t>
+      </w:r>
+      <w:r>
+        <w:rPr>
+          <w:color w:val="6AAB73"/>
+        </w:rPr>
+        <w:t>"Enter password....."</w:t>
+      </w:r>
+      <w:r>
+        <w:rPr>
+          <w:color w:val="BCBEC4"/>
+        </w:rPr>
+        <w:t>,</w:t>
+      </w:r>
+      <w:r>
+        <w:rPr>
+          <w:color w:val="BCBEC4"/>
+        </w:rPr>
+        <w:br/>
+        <w:t xml:space="preserve">                </w:t>
+      </w:r>
+      <w:r>
+        <w:rPr>
+          <w:color w:val="56C1D6"/>
+        </w:rPr>
+        <w:t xml:space="preserve">isPassword = </w:t>
+      </w:r>
+      <w:r>
+        <w:rPr>
+          <w:color w:val="CF8E6D"/>
+        </w:rPr>
+        <w:t>true</w:t>
+      </w:r>
+      <w:r>
+        <w:rPr>
+          <w:color w:val="BCBEC4"/>
+        </w:rPr>
+        <w:t>,</w:t>
+      </w:r>
+      <w:r>
+        <w:rPr>
+          <w:color w:val="BCBEC4"/>
+        </w:rPr>
+        <w:br/>
+        <w:t xml:space="preserve">                </w:t>
+      </w:r>
+      <w:r>
+        <w:rPr>
+          <w:color w:val="56C1D6"/>
+        </w:rPr>
+        <w:t>isError=</w:t>
+      </w:r>
+      <w:r>
+        <w:rPr>
+          <w:color w:val="BCBEC4"/>
+        </w:rPr>
+        <w:t>confirmPasswordError.</w:t>
+      </w:r>
+      <w:r>
+        <w:rPr>
+          <w:color w:val="C77DBB"/>
+        </w:rPr>
+        <w:t>value</w:t>
+      </w:r>
+      <w:r>
+        <w:rPr>
+          <w:color w:val="BCBEC4"/>
+        </w:rPr>
+        <w:t>.</w:t>
+      </w:r>
+      <w:r>
+        <w:rPr>
+          <w:i/>
+          <w:iCs/>
+          <w:color w:val="57AAF7"/>
+        </w:rPr>
+        <w:t>isNotEmpty</w:t>
+      </w:r>
+      <w:r>
+        <w:rPr>
+          <w:color w:val="BCBEC4"/>
+        </w:rPr>
+        <w:t>(),</w:t>
+      </w:r>
+      <w:r>
+        <w:rPr>
+          <w:color w:val="BCBEC4"/>
+        </w:rPr>
+        <w:br/>
+        <w:t xml:space="preserve">                </w:t>
+      </w:r>
+      <w:r>
+        <w:rPr>
+          <w:color w:val="56C1D6"/>
+        </w:rPr>
+        <w:t xml:space="preserve">errorMessage = </w:t>
+      </w:r>
+      <w:r>
+        <w:rPr>
+          <w:color w:val="BCBEC4"/>
+        </w:rPr>
+        <w:t>confirmPasswordError.</w:t>
+      </w:r>
+      <w:r>
+        <w:rPr>
+          <w:color w:val="C77DBB"/>
+        </w:rPr>
+        <w:t>value</w:t>
+      </w:r>
+      <w:r>
+        <w:rPr>
+          <w:color w:val="BCBEC4"/>
+        </w:rPr>
+        <w:t>,</w:t>
+      </w:r>
+      <w:r>
+        <w:rPr>
+          <w:color w:val="BCBEC4"/>
+        </w:rPr>
+        <w:br/>
+        <w:t xml:space="preserve">            )</w:t>
+      </w:r>
+      <w:r>
+        <w:rPr>
+          <w:color w:val="BCBEC4"/>
+        </w:rPr>
+        <w:br/>
+        <w:t xml:space="preserve">            </w:t>
+      </w:r>
+      <w:r>
+        <w:rPr>
+          <w:color w:val="6BB38A"/>
+        </w:rPr>
+        <w:t>Spacer</w:t>
+      </w:r>
+      <w:r>
+        <w:rPr>
+          <w:color w:val="BCBEC4"/>
+        </w:rPr>
+        <w:t>(</w:t>
+      </w:r>
+      <w:r>
+        <w:rPr>
+          <w:color w:val="56C1D6"/>
+        </w:rPr>
+        <w:t xml:space="preserve">modifier = </w:t>
+      </w:r>
+      <w:r>
+        <w:rPr>
+          <w:color w:val="BCBEC4"/>
+        </w:rPr>
+        <w:t>Modifier.</w:t>
+      </w:r>
+      <w:r>
+        <w:rPr>
+          <w:i/>
+          <w:iCs/>
+          <w:color w:val="57AAF7"/>
+        </w:rPr>
+        <w:t>height</w:t>
+      </w:r>
+      <w:r>
+        <w:rPr>
+          <w:color w:val="BCBEC4"/>
+        </w:rPr>
+        <w:t>(</w:t>
+      </w:r>
+      <w:r>
+        <w:rPr>
+          <w:color w:val="2AACB8"/>
+        </w:rPr>
+        <w:t>20</w:t>
+      </w:r>
+      <w:r>
+        <w:rPr>
+          <w:color w:val="BCBEC4"/>
+        </w:rPr>
+        <w:t>.</w:t>
+      </w:r>
+      <w:r>
+        <w:rPr>
+          <w:i/>
+          <w:iCs/>
+          <w:color w:val="C77DBB"/>
+        </w:rPr>
+        <w:t>dp</w:t>
+      </w:r>
+      <w:r>
+        <w:rPr>
+          <w:color w:val="BCBEC4"/>
+        </w:rPr>
+        <w:t>))</w:t>
+      </w:r>
+      <w:r>
+        <w:rPr>
+          <w:color w:val="BCBEC4"/>
+        </w:rPr>
+        <w:br/>
+        <w:t xml:space="preserve">            </w:t>
+      </w:r>
+      <w:r>
+        <w:rPr>
+          <w:color w:val="6BB38A"/>
+        </w:rPr>
+        <w:t>AppButton</w:t>
+      </w:r>
+      <w:r>
+        <w:rPr>
+          <w:color w:val="BCBEC4"/>
+        </w:rPr>
+        <w:t>(</w:t>
+      </w:r>
+      <w:r>
+        <w:rPr>
+          <w:color w:val="BCBEC4"/>
+        </w:rPr>
+        <w:br/>
+        <w:t xml:space="preserve">                </w:t>
+      </w:r>
+      <w:r>
+        <w:rPr>
+          <w:color w:val="56C1D6"/>
+        </w:rPr>
+        <w:t xml:space="preserve">text = </w:t>
+      </w:r>
+      <w:r>
+        <w:rPr>
+          <w:color w:val="6AAB73"/>
+        </w:rPr>
+        <w:t>"Sign up"</w:t>
+      </w:r>
+      <w:r>
+        <w:rPr>
+          <w:color w:val="BCBEC4"/>
+        </w:rPr>
+        <w:t>,</w:t>
+      </w:r>
+      <w:r>
+        <w:rPr>
+          <w:color w:val="BCBEC4"/>
+        </w:rPr>
+        <w:br/>
+        <w:t xml:space="preserve">                </w:t>
+      </w:r>
+      <w:r>
+        <w:rPr>
+          <w:color w:val="56C1D6"/>
+        </w:rPr>
+        <w:t xml:space="preserve">onClick = </w:t>
+      </w:r>
+      <w:r>
+        <w:rPr>
+          <w:b/>
+          <w:bCs/>
+          <w:color w:val="BCBEC4"/>
+        </w:rPr>
+        <w:t>{</w:t>
+      </w:r>
+      <w:r>
+        <w:rPr>
+          <w:b/>
+          <w:bCs/>
+          <w:color w:val="BCBEC4"/>
+        </w:rPr>
+        <w:br/>
+        <w:t xml:space="preserve">                    </w:t>
+      </w:r>
+      <w:r>
+        <w:rPr>
+          <w:color w:val="7A7E85"/>
+        </w:rPr>
+        <w:t>//check độ valid của input</w:t>
+      </w:r>
+      <w:r>
+        <w:rPr>
+          <w:color w:val="7A7E85"/>
+        </w:rPr>
+        <w:br/>
+        <w:t xml:space="preserve">                    </w:t>
+      </w:r>
+      <w:r>
+        <w:rPr>
+          <w:color w:val="CF8E6D"/>
+        </w:rPr>
+        <w:t>if</w:t>
+      </w:r>
+      <w:r>
+        <w:rPr>
+          <w:color w:val="BCBEC4"/>
+        </w:rPr>
+        <w:t>(username.</w:t>
+      </w:r>
+      <w:r>
+        <w:rPr>
+          <w:color w:val="C77DBB"/>
+        </w:rPr>
+        <w:t>value</w:t>
+      </w:r>
+      <w:r>
+        <w:rPr>
+          <w:color w:val="BCBEC4"/>
+        </w:rPr>
+        <w:t>.</w:t>
+      </w:r>
+      <w:r>
+        <w:rPr>
+          <w:i/>
+          <w:iCs/>
+          <w:color w:val="57AAF7"/>
+        </w:rPr>
+        <w:t>isEmpty</w:t>
+      </w:r>
+      <w:r>
+        <w:rPr>
+          <w:color w:val="BCBEC4"/>
+        </w:rPr>
+        <w:t>()){</w:t>
+      </w:r>
+      <w:r>
+        <w:rPr>
+          <w:color w:val="BCBEC4"/>
+        </w:rPr>
+        <w:br/>
+        <w:t xml:space="preserve">                        usernameError.</w:t>
+      </w:r>
+      <w:r>
+        <w:rPr>
+          <w:color w:val="C77DBB"/>
+        </w:rPr>
+        <w:t xml:space="preserve">value </w:t>
+      </w:r>
+      <w:r>
+        <w:rPr>
+          <w:color w:val="BCBEC4"/>
+        </w:rPr>
+        <w:t xml:space="preserve">= </w:t>
+      </w:r>
+      <w:r>
+        <w:rPr>
+          <w:color w:val="6AAB73"/>
+        </w:rPr>
+        <w:t>"Username is required"</w:t>
+      </w:r>
+      <w:r>
+        <w:rPr>
+          <w:color w:val="6AAB73"/>
+        </w:rPr>
+        <w:br/>
+        <w:t xml:space="preserve">                    </w:t>
+      </w:r>
+      <w:r>
+        <w:rPr>
+          <w:color w:val="BCBEC4"/>
+        </w:rPr>
+        <w:t>}</w:t>
+      </w:r>
+      <w:r>
+        <w:rPr>
+          <w:color w:val="BCBEC4"/>
+        </w:rPr>
+        <w:br/>
+        <w:t xml:space="preserve">                    </w:t>
+      </w:r>
+      <w:r>
+        <w:rPr>
+          <w:color w:val="CF8E6D"/>
+        </w:rPr>
+        <w:t>else if</w:t>
+      </w:r>
+      <w:r>
+        <w:rPr>
+          <w:color w:val="BCBEC4"/>
+        </w:rPr>
+        <w:t>(password.</w:t>
+      </w:r>
+      <w:r>
+        <w:rPr>
+          <w:color w:val="C77DBB"/>
+        </w:rPr>
+        <w:t>value</w:t>
+      </w:r>
+      <w:r>
+        <w:rPr>
+          <w:color w:val="BCBEC4"/>
+        </w:rPr>
+        <w:t>.</w:t>
+      </w:r>
+      <w:r>
+        <w:rPr>
+          <w:i/>
+          <w:iCs/>
+          <w:color w:val="57AAF7"/>
+        </w:rPr>
+        <w:t>isEmpty</w:t>
+      </w:r>
+      <w:r>
+        <w:rPr>
+          <w:color w:val="BCBEC4"/>
+        </w:rPr>
+        <w:t>()){</w:t>
+      </w:r>
+      <w:r>
+        <w:rPr>
+          <w:color w:val="BCBEC4"/>
+        </w:rPr>
+        <w:br/>
+        <w:t xml:space="preserve">                        passwordError.</w:t>
+      </w:r>
+      <w:r>
+        <w:rPr>
+          <w:color w:val="C77DBB"/>
+        </w:rPr>
+        <w:t xml:space="preserve">value </w:t>
+      </w:r>
+      <w:r>
+        <w:rPr>
+          <w:color w:val="BCBEC4"/>
+        </w:rPr>
+        <w:t xml:space="preserve">= </w:t>
+      </w:r>
+      <w:r>
+        <w:rPr>
+          <w:color w:val="6AAB73"/>
+        </w:rPr>
+        <w:t>"Password is required"</w:t>
+      </w:r>
+      <w:r>
+        <w:rPr>
+          <w:color w:val="6AAB73"/>
+        </w:rPr>
+        <w:br/>
+        <w:t xml:space="preserve">                    </w:t>
+      </w:r>
+      <w:r>
+        <w:rPr>
+          <w:color w:val="BCBEC4"/>
+        </w:rPr>
+        <w:t>}</w:t>
+      </w:r>
+      <w:r>
+        <w:rPr>
+          <w:color w:val="BCBEC4"/>
+        </w:rPr>
+        <w:br/>
+        <w:t xml:space="preserve">                    </w:t>
+      </w:r>
+      <w:r>
+        <w:rPr>
+          <w:color w:val="CF8E6D"/>
+        </w:rPr>
+        <w:t>else if</w:t>
+      </w:r>
+      <w:r>
+        <w:rPr>
+          <w:color w:val="BCBEC4"/>
+        </w:rPr>
+        <w:t>(confirmPassword.</w:t>
+      </w:r>
+      <w:r>
+        <w:rPr>
+          <w:color w:val="C77DBB"/>
+        </w:rPr>
+        <w:t>value</w:t>
+      </w:r>
+      <w:r>
+        <w:rPr>
+          <w:color w:val="BCBEC4"/>
+        </w:rPr>
+        <w:t>!=password.</w:t>
+      </w:r>
+      <w:r>
+        <w:rPr>
+          <w:color w:val="C77DBB"/>
+        </w:rPr>
+        <w:t>value</w:t>
+      </w:r>
+      <w:r>
+        <w:rPr>
+          <w:color w:val="BCBEC4"/>
+        </w:rPr>
+        <w:t>){</w:t>
+      </w:r>
+      <w:r>
+        <w:rPr>
+          <w:color w:val="BCBEC4"/>
+        </w:rPr>
+        <w:br/>
+        <w:t xml:space="preserve">                        confirmPasswordError.</w:t>
+      </w:r>
+      <w:r>
+        <w:rPr>
+          <w:color w:val="C77DBB"/>
+        </w:rPr>
+        <w:t xml:space="preserve">value </w:t>
+      </w:r>
+      <w:r>
+        <w:rPr>
+          <w:color w:val="BCBEC4"/>
+        </w:rPr>
+        <w:t xml:space="preserve">= </w:t>
+      </w:r>
+      <w:r>
+        <w:rPr>
+          <w:color w:val="6AAB73"/>
+        </w:rPr>
+        <w:t>"Confirm Password does not match"</w:t>
+      </w:r>
+      <w:r>
+        <w:rPr>
+          <w:color w:val="6AAB73"/>
+        </w:rPr>
+        <w:br/>
+        <w:t xml:space="preserve">                    </w:t>
+      </w:r>
+      <w:r>
+        <w:rPr>
+          <w:color w:val="BCBEC4"/>
+        </w:rPr>
+        <w:t>}</w:t>
+      </w:r>
+      <w:r>
+        <w:rPr>
+          <w:color w:val="CF8E6D"/>
+        </w:rPr>
+        <w:t>else</w:t>
+      </w:r>
+      <w:r>
+        <w:rPr>
+          <w:color w:val="BCBEC4"/>
+        </w:rPr>
+        <w:t>{</w:t>
+      </w:r>
+      <w:r>
+        <w:rPr>
+          <w:color w:val="BCBEC4"/>
+        </w:rPr>
+        <w:br/>
+        <w:t xml:space="preserve">                        navController.navigate(</w:t>
+      </w:r>
+      <w:r>
+        <w:rPr>
+          <w:color w:val="6AAB73"/>
+        </w:rPr>
+        <w:t>"template"</w:t>
+      </w:r>
+      <w:r>
+        <w:rPr>
+          <w:color w:val="BCBEC4"/>
+        </w:rPr>
+        <w:t>)</w:t>
+      </w:r>
+      <w:r>
+        <w:rPr>
+          <w:color w:val="BCBEC4"/>
+        </w:rPr>
+        <w:br/>
+        <w:t xml:space="preserve">                    }</w:t>
+      </w:r>
+      <w:r>
+        <w:rPr>
+          <w:color w:val="BCBEC4"/>
+        </w:rPr>
+        <w:br/>
+        <w:t xml:space="preserve">                </w:t>
+      </w:r>
+      <w:r>
+        <w:rPr>
+          <w:b/>
+          <w:bCs/>
+          <w:color w:val="BCBEC4"/>
+        </w:rPr>
+        <w:t>}</w:t>
+      </w:r>
+      <w:r>
+        <w:rPr>
+          <w:color w:val="BCBEC4"/>
+        </w:rPr>
+        <w:t>,</w:t>
+      </w:r>
+      <w:r>
+        <w:rPr>
+          <w:color w:val="BCBEC4"/>
+        </w:rPr>
+        <w:br/>
+        <w:t xml:space="preserve">                </w:t>
+      </w:r>
+      <w:r>
+        <w:rPr>
+          <w:color w:val="56C1D6"/>
+        </w:rPr>
+        <w:t xml:space="preserve">modifier = </w:t>
+      </w:r>
+      <w:r>
+        <w:rPr>
+          <w:color w:val="BCBEC4"/>
+        </w:rPr>
+        <w:t>Modifier.</w:t>
+      </w:r>
+      <w:r>
+        <w:rPr>
+          <w:color w:val="0DA19E"/>
+        </w:rPr>
+        <w:t>align</w:t>
+      </w:r>
+      <w:r>
+        <w:rPr>
+          <w:color w:val="BCBEC4"/>
+        </w:rPr>
+        <w:t>(Alignment.</w:t>
+      </w:r>
+      <w:r>
+        <w:rPr>
+          <w:color w:val="C77DBB"/>
+        </w:rPr>
+        <w:t>CenterHorizontally</w:t>
+      </w:r>
+      <w:r>
+        <w:rPr>
+          <w:color w:val="BCBEC4"/>
+        </w:rPr>
+        <w:t>)</w:t>
+      </w:r>
+      <w:r>
+        <w:rPr>
+          <w:color w:val="BCBEC4"/>
+        </w:rPr>
+        <w:br/>
+        <w:t xml:space="preserve">            )</w:t>
+      </w:r>
+      <w:r>
+        <w:rPr>
+          <w:color w:val="BCBEC4"/>
+        </w:rPr>
+        <w:br/>
+        <w:t xml:space="preserve">            </w:t>
+      </w:r>
+      <w:r>
+        <w:rPr>
+          <w:color w:val="6BB38A"/>
+        </w:rPr>
+        <w:t>Spacer</w:t>
+      </w:r>
+      <w:r>
+        <w:rPr>
+          <w:color w:val="BCBEC4"/>
+        </w:rPr>
+        <w:t>(</w:t>
+      </w:r>
+      <w:r>
+        <w:rPr>
+          <w:color w:val="56C1D6"/>
+        </w:rPr>
+        <w:t xml:space="preserve">modifier= </w:t>
+      </w:r>
+      <w:r>
+        <w:rPr>
+          <w:color w:val="BCBEC4"/>
+        </w:rPr>
+        <w:t>Modifier.</w:t>
+      </w:r>
+      <w:r>
+        <w:rPr>
+          <w:i/>
+          <w:iCs/>
+          <w:color w:val="57AAF7"/>
+        </w:rPr>
+        <w:t>height</w:t>
+      </w:r>
+      <w:r>
+        <w:rPr>
+          <w:color w:val="BCBEC4"/>
+        </w:rPr>
+        <w:t>(</w:t>
+      </w:r>
+      <w:r>
+        <w:rPr>
+          <w:color w:val="2AACB8"/>
+        </w:rPr>
+        <w:t>10</w:t>
+      </w:r>
+      <w:r>
+        <w:rPr>
+          <w:color w:val="BCBEC4"/>
+        </w:rPr>
+        <w:t>.</w:t>
+      </w:r>
+      <w:r>
+        <w:rPr>
+          <w:i/>
+          <w:iCs/>
+          <w:color w:val="C77DBB"/>
+        </w:rPr>
+        <w:t>dp</w:t>
+      </w:r>
+      <w:r>
+        <w:rPr>
+          <w:color w:val="BCBEC4"/>
+        </w:rPr>
+        <w:t>))</w:t>
+      </w:r>
+      <w:r>
+        <w:rPr>
+          <w:color w:val="BCBEC4"/>
+        </w:rPr>
+        <w:br/>
+        <w:t xml:space="preserve">            </w:t>
+      </w:r>
+      <w:r>
+        <w:rPr>
+          <w:color w:val="6BB38A"/>
+        </w:rPr>
+        <w:t>Text</w:t>
+      </w:r>
+      <w:r>
+        <w:rPr>
+          <w:color w:val="BCBEC4"/>
+        </w:rPr>
+        <w:t>(</w:t>
+      </w:r>
+      <w:r>
+        <w:rPr>
+          <w:color w:val="BCBEC4"/>
+        </w:rPr>
+        <w:br/>
+        <w:t xml:space="preserve">                </w:t>
+      </w:r>
+      <w:r>
+        <w:rPr>
+          <w:color w:val="56C1D6"/>
+        </w:rPr>
+        <w:t xml:space="preserve">text = </w:t>
+      </w:r>
+      <w:r>
+        <w:rPr>
+          <w:color w:val="6AAB73"/>
+        </w:rPr>
+        <w:t>"Login"</w:t>
+      </w:r>
+      <w:r>
+        <w:rPr>
+          <w:color w:val="BCBEC4"/>
+        </w:rPr>
+        <w:t>,</w:t>
+      </w:r>
+      <w:r>
+        <w:rPr>
+          <w:color w:val="BCBEC4"/>
+        </w:rPr>
+        <w:br/>
+        <w:t xml:space="preserve">                </w:t>
+      </w:r>
+      <w:r>
+        <w:rPr>
+          <w:color w:val="56C1D6"/>
+        </w:rPr>
+        <w:t xml:space="preserve">fontWeight = </w:t>
+      </w:r>
+      <w:r>
+        <w:rPr>
+          <w:color w:val="BCBEC4"/>
+        </w:rPr>
+        <w:t>FontWeight.</w:t>
+      </w:r>
+      <w:r>
+        <w:rPr>
+          <w:color w:val="C77DBB"/>
+        </w:rPr>
+        <w:t>Medium</w:t>
+      </w:r>
+      <w:r>
+        <w:rPr>
+          <w:color w:val="BCBEC4"/>
+        </w:rPr>
+        <w:t>,</w:t>
+      </w:r>
+      <w:r>
+        <w:rPr>
+          <w:color w:val="BCBEC4"/>
+        </w:rPr>
+        <w:br/>
+        <w:t xml:space="preserve">                </w:t>
+      </w:r>
+      <w:r>
+        <w:rPr>
+          <w:color w:val="56C1D6"/>
+        </w:rPr>
+        <w:t>color=</w:t>
+      </w:r>
+      <w:r>
+        <w:rPr>
+          <w:color w:val="6BB38A"/>
+        </w:rPr>
+        <w:t>colors</w:t>
+      </w:r>
+      <w:r>
+        <w:rPr>
+          <w:color w:val="BCBEC4"/>
+        </w:rPr>
+        <w:t>.</w:t>
+      </w:r>
+      <w:r>
+        <w:rPr>
+          <w:color w:val="C77DBB"/>
+        </w:rPr>
+        <w:t>primary</w:t>
+      </w:r>
+      <w:r>
+        <w:rPr>
+          <w:color w:val="BCBEC4"/>
+        </w:rPr>
+        <w:t>,</w:t>
+      </w:r>
+      <w:r>
+        <w:rPr>
+          <w:color w:val="BCBEC4"/>
+        </w:rPr>
+        <w:br/>
+        <w:t xml:space="preserve">                </w:t>
+      </w:r>
+      <w:r>
+        <w:rPr>
+          <w:color w:val="56C1D6"/>
+        </w:rPr>
+        <w:t xml:space="preserve">textDecoration = </w:t>
+      </w:r>
+      <w:r>
+        <w:rPr>
+          <w:color w:val="BCBEC4"/>
+        </w:rPr>
+        <w:t>TextDecoration.</w:t>
+      </w:r>
+      <w:r>
+        <w:rPr>
+          <w:color w:val="C77DBB"/>
+        </w:rPr>
+        <w:t>Underline</w:t>
+      </w:r>
+      <w:r>
+        <w:rPr>
+          <w:color w:val="BCBEC4"/>
+        </w:rPr>
+        <w:t>,</w:t>
+      </w:r>
+      <w:r>
+        <w:rPr>
+          <w:color w:val="BCBEC4"/>
+        </w:rPr>
+        <w:br/>
+        <w:t xml:space="preserve">                </w:t>
+      </w:r>
+      <w:r>
+        <w:rPr>
+          <w:color w:val="56C1D6"/>
+        </w:rPr>
+        <w:t xml:space="preserve">modifier = </w:t>
+      </w:r>
+      <w:r>
+        <w:rPr>
+          <w:color w:val="BCBEC4"/>
+        </w:rPr>
+        <w:t>Modifier</w:t>
+      </w:r>
+      <w:r>
+        <w:rPr>
+          <w:color w:val="BCBEC4"/>
+        </w:rPr>
+        <w:br/>
+        <w:t xml:space="preserve">                    .</w:t>
+      </w:r>
+      <w:r>
+        <w:rPr>
+          <w:color w:val="0DA19E"/>
+        </w:rPr>
+        <w:t>align</w:t>
+      </w:r>
+      <w:r>
+        <w:rPr>
+          <w:color w:val="BCBEC4"/>
+        </w:rPr>
+        <w:t>(Alignment.</w:t>
+      </w:r>
+      <w:r>
+        <w:rPr>
+          <w:color w:val="C77DBB"/>
+        </w:rPr>
+        <w:t>CenterHorizontally</w:t>
+      </w:r>
+      <w:r>
+        <w:rPr>
+          <w:color w:val="BCBEC4"/>
+        </w:rPr>
+        <w:t>)</w:t>
+      </w:r>
+      <w:r>
+        <w:rPr>
+          <w:color w:val="BCBEC4"/>
+        </w:rPr>
+        <w:br/>
+        <w:t xml:space="preserve">                    .</w:t>
+      </w:r>
+      <w:r>
+        <w:rPr>
+          <w:i/>
+          <w:iCs/>
+          <w:color w:val="57AAF7"/>
+        </w:rPr>
+        <w:t xml:space="preserve">clickable </w:t>
+      </w:r>
+      <w:r>
+        <w:rPr>
+          <w:b/>
+          <w:bCs/>
+          <w:color w:val="BCBEC4"/>
+        </w:rPr>
+        <w:t>{</w:t>
+      </w:r>
+      <w:r>
+        <w:rPr>
+          <w:b/>
+          <w:bCs/>
+          <w:color w:val="BCBEC4"/>
+        </w:rPr>
+        <w:br/>
+        <w:t xml:space="preserve">                        </w:t>
+      </w:r>
+      <w:r>
+        <w:rPr>
+          <w:color w:val="BCBEC4"/>
+        </w:rPr>
+        <w:t>navController.navigate(</w:t>
+      </w:r>
+      <w:r>
+        <w:rPr>
+          <w:color w:val="6AAB73"/>
+        </w:rPr>
+        <w:t>"login"</w:t>
+      </w:r>
+      <w:r>
+        <w:rPr>
+          <w:color w:val="BCBEC4"/>
+        </w:rPr>
+        <w:t>)</w:t>
+      </w:r>
+      <w:r>
+        <w:rPr>
+          <w:color w:val="BCBEC4"/>
+        </w:rPr>
+        <w:br/>
+        <w:t xml:space="preserve">                    </w:t>
+      </w:r>
+      <w:r>
+        <w:rPr>
+          <w:b/>
+          <w:bCs/>
+          <w:color w:val="BCBEC4"/>
+        </w:rPr>
+        <w:t>}</w:t>
+      </w:r>
+      <w:r>
+        <w:rPr>
+          <w:b/>
+          <w:bCs/>
+          <w:color w:val="BCBEC4"/>
+        </w:rPr>
+        <w:br/>
+        <w:t xml:space="preserve">                </w:t>
+      </w:r>
+      <w:r>
+        <w:rPr>
+          <w:color w:val="BCBEC4"/>
+        </w:rPr>
+        <w:t>,</w:t>
+      </w:r>
+      <w:r>
+        <w:rPr>
+          <w:color w:val="BCBEC4"/>
+        </w:rPr>
+        <w:br/>
+        <w:t xml:space="preserve">            )</w:t>
+      </w:r>
+      <w:r>
+        <w:rPr>
+          <w:color w:val="BCBEC4"/>
+        </w:rPr>
+        <w:br/>
+        <w:t xml:space="preserve">        </w:t>
+      </w:r>
+      <w:r>
+        <w:rPr>
+          <w:b/>
+          <w:bCs/>
+          <w:color w:val="BCBEC4"/>
+        </w:rPr>
+        <w:t>}</w:t>
+      </w:r>
+      <w:r>
+        <w:rPr>
+          <w:b/>
+          <w:bCs/>
+          <w:color w:val="BCBEC4"/>
+        </w:rPr>
+        <w:br/>
+        <w:t xml:space="preserve">    }</w:t>
+      </w:r>
+    </w:p>
+    <w:p>
+      <w:pPr>
+        <w:spacing w:before="80" w:after="240"/>
+        <w:rPr>
+          <w:i/>
+          <w:iCs/>
+          <w:color w:val="6B7280"/>
+          <w:sz w:val="20"/>
+          <w:szCs w:val="20"/>
+        </w:rPr>
+      </w:pPr>
+      <w:r>
+        <w:rPr>
+          <w:i/>
+          <w:iCs/>
+          <w:color w:val="6B7280"/>
+          <w:sz w:val="20"/>
+          <w:szCs w:val="20"/>
+        </w:rPr>
+        <w:br/>
+      </w:r>
+      <w:r>
+        <w:rPr>
+          <w:i/>
+          <w:iCs/>
+          <w:color w:val="6B7280"/>
+          <w:sz w:val="20"/>
+          <w:szCs w:val="20"/>
+        </w:rPr>
+        <w:br/>
+      </w:r>
+      <w:r>
+        <w:rPr>
+          <w:i/>
+          <w:iCs/>
+          <w:color w:val="6B7280"/>
+          <w:sz w:val="20"/>
+          <w:szCs w:val="20"/>
+        </w:rPr>
+        <w:br/>
+      </w:r>
+      <w:r>
+        <w:rPr>
+          <w:i/>
+          <w:iCs/>
+          <w:color w:val="6B7280"/>
+          <w:sz w:val="20"/>
+          <w:szCs w:val="20"/>
+        </w:rPr>
+        <w:br/>
+      </w:r>
+      <w:r>
+        <w:rPr>
+          <w:i/>
+          <w:iCs/>
+          <w:color w:val="6B7280"/>
+          <w:sz w:val="20"/>
+          <w:szCs w:val="20"/>
+        </w:rPr>
+        <w:br/>
+      </w:r>
+    </w:p>
+    <w:p>
+      <w:pPr>
+        <w:spacing w:before="80" w:after="240"/>
+        <w:rPr>
+          <w:i/>
+          <w:iCs/>
+          <w:color w:val="6B7280"/>
+          <w:sz w:val="20"/>
+          <w:szCs w:val="20"/>
+        </w:rPr>
+      </w:pPr>
+    </w:p>
+    <w:p>
+      <w:pPr>
+        <w:spacing w:before="80" w:after="240"/>
+        <w:rPr>
+          <w:i/>
+          <w:iCs/>
+          <w:color w:val="6B7280"/>
+          <w:sz w:val="20"/>
+          <w:szCs w:val="20"/>
+        </w:rPr>
+      </w:pPr>
+    </w:p>
+    <w:p>
+      <w:pPr>
+        <w:spacing w:before="80" w:after="240"/>
+      </w:pPr>
+      <w:r>
+        <w:rPr>
+          <w:i/>
+          <w:iCs/>
+          <w:color w:val="6B7280"/>
+          <w:sz w:val="20"/>
+          <w:szCs w:val="20"/>
+        </w:rPr>
+        <w:br/>
+      </w:r>
+      <w:r>
+        <w:rPr>
+          <w:i/>
+          <w:iCs/>
+          <w:color w:val="6B7280"/>
+          <w:sz w:val="20"/>
+          <w:szCs w:val="20"/>
+        </w:rPr>
+        <w:br/>
+      </w:r>
+    </w:p>
+    <w:p>
+      <w:pPr>
+        <w:pStyle w:val="Heading2"/>
+      </w:pPr>
+      <w:r>
+        <w:t>3.5  Template Page</w:t>
+      </w:r>
+    </w:p>
+    <w:p>
+      <w:pPr>
+        <w:spacing w:before="80" w:after="240"/>
+        <w:rPr>
+          <w:i/>
+          <w:iCs/>
+          <w:color w:val="6B7280"/>
+          <w:sz w:val="20"/>
+          <w:szCs w:val="20"/>
+        </w:rPr>
+      </w:pPr>
+      <w:r>
+        <w:rPr>
+          <w:i/>
+          <w:iCs/>
+          <w:color w:val="6B7280"/>
+          <w:sz w:val="20"/>
+          <w:szCs w:val="20"/>
+        </w:rPr>
+        <w:t>Trang trưng bày component, giống trang component trong Figma: nút 3 cỡ (Small/Medium/Large), ô nhập ở trạng thái thường và trạng thái lỗi.</w:t>
+      </w:r>
+    </w:p>
+    <w:p>
+      <w:pPr>
+        <w:spacing w:before="80" w:after="240"/>
+        <w:rPr>
+          <w:i/>
+          <w:iCs/>
+          <w:color w:val="6B7280"/>
+          <w:sz w:val="20"/>
+          <w:szCs w:val="20"/>
+        </w:rPr>
+      </w:pPr>
+      <w:r>
+        <w:rPr>
+          <w:i/>
+          <w:iCs/>
+          <w:color w:val="6B7280"/>
+        </w:rPr>
+        <w:drawing>
+          <wp:inline distT="0" distB="0" distL="0" distR="0" wp14:anchorId="7D2944C7" wp14:editId="5EC7AFE5">
+            <wp:extent cx="2848708" cy="6114448"/>
+            <wp:effectExtent l="0" t="0" r="0" b="0"/>
+            <wp:docPr id="1161039626" name="Picture 1"/>
+            <wp:cNvGraphicFramePr>
+              <a:graphicFrameLocks xmlns:a="http://schemas.openxmlformats.org/drawingml/2006/main" noChangeAspect="1"/>
+            </wp:cNvGraphicFramePr>
+            <a:graphic xmlns:a="http://schemas.openxmlformats.org/drawingml/2006/main">
+              <a:graphicData uri="http://schemas.openxmlformats.org/drawingml/2006/picture">
+                <pic:pic xmlns:pic="http://schemas.openxmlformats.org/drawingml/2006/picture">
+                  <pic:nvPicPr>
+                    <pic:cNvPr id="1161039626" name=""/>
+                    <pic:cNvPicPr/>
+                  </pic:nvPicPr>
+                  <pic:blipFill>
+                    <a:blip r:embed="rId12"/>
+                    <a:stretch>
+                      <a:fillRect/>
+                    </a:stretch>
+                  </pic:blipFill>
+                  <pic:spPr>
+                    <a:xfrm>
+                      <a:off x="0" y="0"/>
+                      <a:ext cx="2882557" cy="6187102"/>
+                    </a:xfrm>
+                    <a:prstGeom prst="rect">
+                      <a:avLst/>
+                    </a:prstGeom>
+                  </pic:spPr>
+                </pic:pic>
+              </a:graphicData>
+            </a:graphic>
+          </wp:inline>
+        </w:drawing>
+      </w:r>
+    </w:p>
+    <w:p>
+      <w:pPr>
+        <w:spacing w:before="80" w:after="240"/>
+        <w:rPr>
+          <w:i/>
+          <w:iCs/>
+          <w:color w:val="6B7280"/>
+          <w:sz w:val="20"/>
+          <w:szCs w:val="20"/>
+        </w:rPr>
+      </w:pPr>
+    </w:p>
+    <w:p>
+      <w:pPr>
+        <w:spacing w:before="80" w:after="240"/>
+        <w:rPr>
+          <w:i/>
+          <w:iCs/>
+          <w:color w:val="6B7280"/>
+          <w:sz w:val="20"/>
+          <w:szCs w:val="20"/>
+        </w:rPr>
+      </w:pPr>
+    </w:p>
+    <w:p>
+      <w:pPr>
+        <w:spacing w:before="80" w:after="240"/>
+        <w:rPr>
+          <w:i/>
+          <w:iCs/>
+          <w:color w:val="6B7280"/>
+          <w:sz w:val="20"/>
+          <w:szCs w:val="20"/>
+        </w:rPr>
+      </w:pPr>
+    </w:p>
+    <w:p>
+      <w:pPr>
+        <w:spacing w:before="80" w:after="240"/>
+      </w:pPr>
+    </w:p>
+    <w:p>
+      <w:pPr>
+        <w:spacing w:before="80" w:after="240"/>
+      </w:pPr>
+    </w:p>
+    <w:p>
+      <w:pPr>
+        <w:spacing w:before="80" w:after="240"/>
+      </w:pPr>
+    </w:p>
+    <w:p>
+      <w:pPr>
+        <w:spacing w:before="80" w:after="240"/>
+      </w:pPr>
+    </w:p>
+    <w:p>
+      <w:pPr>
+        <w:pStyle w:val="Heading2"/>
+      </w:pPr>
+      <w:r>
+        <w:t>3.6  Table Page</w:t>
+      </w:r>
+    </w:p>
+    <w:tbl>
+      <w:tblPr>
+        <w:tblW w:w="9204" w:type="dxa"/>
+        <w:tblBorders>
+          <w:top w:val="single" w:sz="4" w:space="0" w:color="auto"/>
+          <w:left w:val="single" w:sz="4" w:space="0" w:color="auto"/>
+          <w:bottom w:val="single" w:sz="4" w:space="0" w:color="auto"/>
+          <w:right w:val="single" w:sz="4" w:space="0" w:color="auto"/>
+          <w:insideH w:val="single" w:sz="4" w:space="0" w:color="auto"/>
+          <w:insideV w:val="single" w:sz="4" w:space="0" w:color="auto"/>
+        </w:tblBorders>
+        <w:tblLook w:val="04A0" w:firstRow="1" w:lastRow="0" w:firstColumn="1" w:lastColumn="0" w:noHBand="0" w:noVBand="1"/>
+      </w:tblPr>
+      <w:tblGrid>
+        <w:gridCol w:w="9204"/>
+      </w:tblGrid>
+      <w:tr>
+        <w:tc>
+          <w:tcPr>
+            <w:tcW w:w="9204" w:type="dxa"/>
+            <w:tcBorders>
+              <w:top w:val="dashed" w:sz="8" w:space="0" w:color="9CA3AF"/>
+              <w:left w:val="dashed" w:sz="8" w:space="0" w:color="9CA3AF"/>
+              <w:bottom w:val="dashed" w:sz="8" w:space="0" w:color="9CA3AF"/>
+              <w:right w:val="dashed" w:sz="8" w:space="0" w:color="9CA3AF"/>
+            </w:tcBorders>
+            <w:shd w:val="clear" w:color="auto" w:fill="F3F4F6"/>
+            <w:tcMar>
+              <w:top w:w="120" w:type="dxa"/>
+              <w:left w:w="120" w:type="dxa"/>
+              <w:bottom w:w="120" w:type="dxa"/>
+              <w:right w:w="120" w:type="dxa"/>
+            </w:tcMar>
+            <w:vAlign w:val="center"/>
+          </w:tcPr>
+          <w:p>
+            <w:pPr>
+              <w:spacing w:before="1400" w:after="1400"/>
+              <w:jc w:val="center"/>
+            </w:pPr>
+            <w:r>
               <w:rPr>
                 <w:i/>
                 <w:iCs/>
                 <w:color w:val="6B7280"/>
               </w:rPr>
-              <w:t>[Dán ảnh: Login – báo lỗi – Dark Mode]</w:t>
+              <w:lastRenderedPageBreak/>
+              <w:drawing>
+                <wp:inline distT="0" distB="0" distL="0" distR="0" wp14:anchorId="618ECFD3" wp14:editId="20F516A1">
+                  <wp:extent cx="2583765" cy="5724476"/>
+                  <wp:effectExtent l="0" t="0" r="0" b="3810"/>
+                  <wp:docPr id="904524604" name="Picture 1"/>
+                  <wp:cNvGraphicFramePr>
+                    <a:graphicFrameLocks xmlns:a="http://schemas.openxmlformats.org/drawingml/2006/main" noChangeAspect="1"/>
+                  </wp:cNvGraphicFramePr>
+                  <a:graphic xmlns:a="http://schemas.openxmlformats.org/drawingml/2006/main">
+                    <a:graphicData uri="http://schemas.openxmlformats.org/drawingml/2006/picture">
+                      <pic:pic xmlns:pic="http://schemas.openxmlformats.org/drawingml/2006/picture">
+                        <pic:nvPicPr>
+                          <pic:cNvPr id="904524604" name=""/>
+                          <pic:cNvPicPr/>
+                        </pic:nvPicPr>
+                        <pic:blipFill>
+                          <a:blip r:embed="rId13"/>
+                          <a:stretch>
+                            <a:fillRect/>
+                          </a:stretch>
+                        </pic:blipFill>
+                        <pic:spPr>
+                          <a:xfrm>
+                            <a:off x="0" y="0"/>
+                            <a:ext cx="2596575" cy="5752857"/>
+                          </a:xfrm>
+                          <a:prstGeom prst="rect">
+                            <a:avLst/>
+                          </a:prstGeom>
+                        </pic:spPr>
+                      </pic:pic>
+                    </a:graphicData>
+                  </a:graphic>
+                </wp:inline>
+              </w:drawing>
             </w:r>
           </w:p>
         </w:tc>
@@ -394,8 +4556,6 @@
     <w:p>
       <w:pPr>
         <w:spacing w:before="80" w:after="240"/>
-      </w:pPr>
-      <w:r>
         <w:rPr>
           <w:i/>
           <w:iCs/>
@@ -403,15 +4563,29 @@
           <w:sz w:val="20"/>
           <w:szCs w:val="20"/>
         </w:rPr>
-        <w:t>Bấm Login khi để trống ô: ô đang lỗi đổi viền đỏ và hiện dòng thông báo lỗi. Lỗi tự biến mất khi người dùng gõ lại.</w:t>
+      </w:pPr>
+      <w:r>
+        <w:rPr>
+          <w:i/>
+          <w:iCs/>
+          <w:color w:val="6B7280"/>
+          <w:sz w:val="20"/>
+          <w:szCs w:val="20"/>
+        </w:rPr>
+        <w:t>Ba cách dựng bảng: (1) đường kẻ Divider, (2) component AppTableCell tự vẽ viền, (3) tạo hàng tự động từ danh sách dữ liệu, có hàng xen kẽ màu (zebra).</w:t>
       </w:r>
     </w:p>
     <w:p>
       <w:pPr>
+        <w:spacing w:before="80" w:after="240"/>
+      </w:pPr>
+    </w:p>
+    <w:p>
+      <w:pPr>
         <w:pStyle w:val="Heading2"/>
       </w:pPr>
       <w:r>
-        <w:t>3.3  Sign Up</w:t>
+        <w:t>3.7  Profile (đang làm)</w:t>
       </w:r>
     </w:p>
     <w:tbl>
@@ -455,14 +4629,6 @@
               <w:spacing w:before="1400" w:after="1400"/>
               <w:jc w:val="center"/>
             </w:pPr>
-            <w:r>
-              <w:rPr>
-                <w:i/>
-                <w:iCs/>
-                <w:color w:val="6B7280"/>
-              </w:rPr>
-              <w:t>[Dán ảnh: Sign Up – Light Mode]</w:t>
-            </w:r>
           </w:p>
         </w:tc>
         <w:tc>
@@ -488,14 +4654,6 @@
               <w:spacing w:before="1400" w:after="1400"/>
               <w:jc w:val="center"/>
             </w:pPr>
-            <w:r>
-              <w:rPr>
-                <w:i/>
-                <w:iCs/>
-                <w:color w:val="6B7280"/>
-              </w:rPr>
-              <w:t>[Dán ảnh: Sign Up – Dark Mode]</w:t>
-            </w:r>
           </w:p>
         </w:tc>
       </w:tr>
@@ -512,460 +4670,22 @@
           <w:sz w:val="20"/>
           <w:szCs w:val="20"/>
         </w:rPr>
-        <w:t>Ba ô nhập dùng component AppFormField (có label, ô mật khẩu ẩn ký tự). Nút Back quay lại trang trước.</w:t>
+        <w:t>Ảnh bìa bo góc, avatar tròn có viền, icon tô màu theo theme.</w:t>
       </w:r>
     </w:p>
     <w:p>
       <w:pPr>
-        <w:pStyle w:val="Heading2"/>
-      </w:pPr>
-      <w:r>
-        <w:t>3.4  Sign Up – báo lỗi</w:t>
-      </w:r>
-    </w:p>
-    <w:tbl>
-      <w:tblPr>
-        <w:tblW w:w="9026" w:type="dxa"/>
-        <w:tblBorders>
-          <w:top w:val="single" w:sz="4" w:space="0" w:color="auto"/>
-          <w:left w:val="single" w:sz="4" w:space="0" w:color="auto"/>
-          <w:bottom w:val="single" w:sz="4" w:space="0" w:color="auto"/>
-          <w:right w:val="single" w:sz="4" w:space="0" w:color="auto"/>
-          <w:insideH w:val="single" w:sz="4" w:space="0" w:color="auto"/>
-          <w:insideV w:val="single" w:sz="4" w:space="0" w:color="auto"/>
-        </w:tblBorders>
-        <w:tblLook w:val="04A0" w:firstRow="1" w:lastRow="0" w:firstColumn="1" w:lastColumn="0" w:noHBand="0" w:noVBand="1"/>
-      </w:tblPr>
-      <w:tblGrid>
-        <w:gridCol w:w="4513"/>
-        <w:gridCol w:w="4513"/>
-      </w:tblGrid>
-      <w:tr>
-        <w:tc>
-          <w:tcPr>
-            <w:tcW w:w="4513" w:type="dxa"/>
-            <w:tcBorders>
-              <w:top w:val="dashed" w:sz="8" w:space="0" w:color="9CA3AF"/>
-              <w:left w:val="dashed" w:sz="8" w:space="0" w:color="9CA3AF"/>
-              <w:bottom w:val="dashed" w:sz="8" w:space="0" w:color="9CA3AF"/>
-              <w:right w:val="dashed" w:sz="8" w:space="0" w:color="9CA3AF"/>
-            </w:tcBorders>
-            <w:shd w:val="clear" w:color="auto" w:fill="F3F4F6"/>
-            <w:tcMar>
-              <w:top w:w="120" w:type="dxa"/>
-              <w:left w:w="120" w:type="dxa"/>
-              <w:bottom w:w="120" w:type="dxa"/>
-              <w:right w:w="120" w:type="dxa"/>
-            </w:tcMar>
-            <w:vAlign w:val="center"/>
-          </w:tcPr>
-          <w:p>
-            <w:pPr>
-              <w:spacing w:before="1400" w:after="1400"/>
-              <w:jc w:val="center"/>
-            </w:pPr>
-            <w:r>
-              <w:rPr>
-                <w:i/>
-                <w:iCs/>
-                <w:color w:val="6B7280"/>
-              </w:rPr>
-              <w:t>[Dán ảnh: Sign Up – báo lỗi – Light Mode]</w:t>
-            </w:r>
-          </w:p>
-        </w:tc>
-        <w:tc>
-          <w:tcPr>
-            <w:tcW w:w="4513" w:type="dxa"/>
-            <w:tcBorders>
-              <w:top w:val="dashed" w:sz="8" w:space="0" w:color="9CA3AF"/>
-              <w:left w:val="dashed" w:sz="8" w:space="0" w:color="9CA3AF"/>
-              <w:bottom w:val="dashed" w:sz="8" w:space="0" w:color="9CA3AF"/>
-              <w:right w:val="dashed" w:sz="8" w:space="0" w:color="9CA3AF"/>
-            </w:tcBorders>
-            <w:shd w:val="clear" w:color="auto" w:fill="F3F4F6"/>
-            <w:tcMar>
-              <w:top w:w="120" w:type="dxa"/>
-              <w:left w:w="120" w:type="dxa"/>
-              <w:bottom w:w="120" w:type="dxa"/>
-              <w:right w:w="120" w:type="dxa"/>
-            </w:tcMar>
-            <w:vAlign w:val="center"/>
-          </w:tcPr>
-          <w:p>
-            <w:pPr>
-              <w:spacing w:before="1400" w:after="1400"/>
-              <w:jc w:val="center"/>
-            </w:pPr>
-            <w:r>
-              <w:rPr>
-                <w:i/>
-                <w:iCs/>
-                <w:color w:val="6B7280"/>
-              </w:rPr>
-              <w:t>[Dán ảnh: Sign Up – báo lỗi – Dark Mode]</w:t>
-            </w:r>
-          </w:p>
-        </w:tc>
-      </w:tr>
-    </w:tbl>
-    <w:p>
-      <w:pPr>
-        <w:spacing w:before="80" w:after="240"/>
-      </w:pPr>
-      <w:r>
-        <w:rPr>
-          <w:i/>
-          <w:iCs/>
-          <w:color w:val="6B7280"/>
-          <w:sz w:val="20"/>
-          <w:szCs w:val="20"/>
-        </w:rPr>
-        <w:t>Kiểm tra dữ liệu khi bấm Sign up: thiếu username, thiếu mật khẩu, hoặc Confirm Password không khớp.</w:t>
+        <w:pStyle w:val="Heading1"/>
+      </w:pPr>
+      <w:r>
+        <w:t>4. Bộ component dùng chung</w:t>
       </w:r>
     </w:p>
     <w:p>
       <w:pPr>
-        <w:pStyle w:val="Heading2"/>
-      </w:pPr>
-      <w:r>
-        <w:t>3.5  Template Page</w:t>
-      </w:r>
-    </w:p>
-    <w:tbl>
-      <w:tblPr>
-        <w:tblW w:w="9026" w:type="dxa"/>
-        <w:tblBorders>
-          <w:top w:val="single" w:sz="4" w:space="0" w:color="auto"/>
-          <w:left w:val="single" w:sz="4" w:space="0" w:color="auto"/>
-          <w:bottom w:val="single" w:sz="4" w:space="0" w:color="auto"/>
-          <w:right w:val="single" w:sz="4" w:space="0" w:color="auto"/>
-          <w:insideH w:val="single" w:sz="4" w:space="0" w:color="auto"/>
-          <w:insideV w:val="single" w:sz="4" w:space="0" w:color="auto"/>
-        </w:tblBorders>
-        <w:tblLook w:val="04A0" w:firstRow="1" w:lastRow="0" w:firstColumn="1" w:lastColumn="0" w:noHBand="0" w:noVBand="1"/>
-      </w:tblPr>
-      <w:tblGrid>
-        <w:gridCol w:w="4513"/>
-        <w:gridCol w:w="4513"/>
-      </w:tblGrid>
-      <w:tr>
-        <w:tc>
-          <w:tcPr>
-            <w:tcW w:w="4513" w:type="dxa"/>
-            <w:tcBorders>
-              <w:top w:val="dashed" w:sz="8" w:space="0" w:color="9CA3AF"/>
-              <w:left w:val="dashed" w:sz="8" w:space="0" w:color="9CA3AF"/>
-              <w:bottom w:val="dashed" w:sz="8" w:space="0" w:color="9CA3AF"/>
-              <w:right w:val="dashed" w:sz="8" w:space="0" w:color="9CA3AF"/>
-            </w:tcBorders>
-            <w:shd w:val="clear" w:color="auto" w:fill="F3F4F6"/>
-            <w:tcMar>
-              <w:top w:w="120" w:type="dxa"/>
-              <w:left w:w="120" w:type="dxa"/>
-              <w:bottom w:w="120" w:type="dxa"/>
-              <w:right w:w="120" w:type="dxa"/>
-            </w:tcMar>
-            <w:vAlign w:val="center"/>
-          </w:tcPr>
-          <w:p>
-            <w:pPr>
-              <w:spacing w:before="1400" w:after="1400"/>
-              <w:jc w:val="center"/>
-            </w:pPr>
-            <w:r>
-              <w:rPr>
-                <w:i/>
-                <w:iCs/>
-                <w:color w:val="6B7280"/>
-              </w:rPr>
-              <w:lastRenderedPageBreak/>
-              <w:t>[Dán ảnh: Template Page – Light Mode]</w:t>
-            </w:r>
-          </w:p>
-        </w:tc>
-        <w:tc>
-          <w:tcPr>
-            <w:tcW w:w="4513" w:type="dxa"/>
-            <w:tcBorders>
-              <w:top w:val="dashed" w:sz="8" w:space="0" w:color="9CA3AF"/>
-              <w:left w:val="dashed" w:sz="8" w:space="0" w:color="9CA3AF"/>
-              <w:bottom w:val="dashed" w:sz="8" w:space="0" w:color="9CA3AF"/>
-              <w:right w:val="dashed" w:sz="8" w:space="0" w:color="9CA3AF"/>
-            </w:tcBorders>
-            <w:shd w:val="clear" w:color="auto" w:fill="F3F4F6"/>
-            <w:tcMar>
-              <w:top w:w="120" w:type="dxa"/>
-              <w:left w:w="120" w:type="dxa"/>
-              <w:bottom w:w="120" w:type="dxa"/>
-              <w:right w:w="120" w:type="dxa"/>
-            </w:tcMar>
-            <w:vAlign w:val="center"/>
-          </w:tcPr>
-          <w:p>
-            <w:pPr>
-              <w:spacing w:before="1400" w:after="1400"/>
-              <w:jc w:val="center"/>
-            </w:pPr>
-            <w:r>
-              <w:rPr>
-                <w:i/>
-                <w:iCs/>
-                <w:color w:val="6B7280"/>
-              </w:rPr>
-              <w:t>[Dán ảnh: Template Page – Dark Mode]</w:t>
-            </w:r>
-          </w:p>
-        </w:tc>
-      </w:tr>
-    </w:tbl>
-    <w:p>
-      <w:pPr>
-        <w:spacing w:before="80" w:after="240"/>
-      </w:pPr>
-      <w:r>
-        <w:rPr>
-          <w:i/>
-          <w:iCs/>
-          <w:color w:val="6B7280"/>
-          <w:sz w:val="20"/>
-          <w:szCs w:val="20"/>
-        </w:rPr>
-        <w:t>Trang trưng bày component, giống trang component trong Figma: nút 3 cỡ (Small/Medium/Large), ô nhập ở trạng thái thường và trạng thái lỗi.</w:t>
-      </w:r>
-    </w:p>
-    <w:p>
-      <w:pPr>
-        <w:pStyle w:val="Heading2"/>
-      </w:pPr>
-      <w:r>
-        <w:t>3.6  Table Page</w:t>
-      </w:r>
-    </w:p>
-    <w:tbl>
-      <w:tblPr>
-        <w:tblW w:w="9026" w:type="dxa"/>
-        <w:tblBorders>
-          <w:top w:val="single" w:sz="4" w:space="0" w:color="auto"/>
-          <w:left w:val="single" w:sz="4" w:space="0" w:color="auto"/>
-          <w:bottom w:val="single" w:sz="4" w:space="0" w:color="auto"/>
-          <w:right w:val="single" w:sz="4" w:space="0" w:color="auto"/>
-          <w:insideH w:val="single" w:sz="4" w:space="0" w:color="auto"/>
-          <w:insideV w:val="single" w:sz="4" w:space="0" w:color="auto"/>
-        </w:tblBorders>
-        <w:tblLook w:val="04A0" w:firstRow="1" w:lastRow="0" w:firstColumn="1" w:lastColumn="0" w:noHBand="0" w:noVBand="1"/>
-      </w:tblPr>
-      <w:tblGrid>
-        <w:gridCol w:w="4513"/>
-        <w:gridCol w:w="4513"/>
-      </w:tblGrid>
-      <w:tr>
-        <w:tc>
-          <w:tcPr>
-            <w:tcW w:w="4513" w:type="dxa"/>
-            <w:tcBorders>
-              <w:top w:val="dashed" w:sz="8" w:space="0" w:color="9CA3AF"/>
-              <w:left w:val="dashed" w:sz="8" w:space="0" w:color="9CA3AF"/>
-              <w:bottom w:val="dashed" w:sz="8" w:space="0" w:color="9CA3AF"/>
-              <w:right w:val="dashed" w:sz="8" w:space="0" w:color="9CA3AF"/>
-            </w:tcBorders>
-            <w:shd w:val="clear" w:color="auto" w:fill="F3F4F6"/>
-            <w:tcMar>
-              <w:top w:w="120" w:type="dxa"/>
-              <w:left w:w="120" w:type="dxa"/>
-              <w:bottom w:w="120" w:type="dxa"/>
-              <w:right w:w="120" w:type="dxa"/>
-            </w:tcMar>
-            <w:vAlign w:val="center"/>
-          </w:tcPr>
-          <w:p>
-            <w:pPr>
-              <w:spacing w:before="1400" w:after="1400"/>
-              <w:jc w:val="center"/>
-            </w:pPr>
-            <w:r>
-              <w:rPr>
-                <w:i/>
-                <w:iCs/>
-                <w:color w:val="6B7280"/>
-              </w:rPr>
-              <w:t>[Dán ảnh: Table Page – Light Mode]</w:t>
-            </w:r>
-          </w:p>
-        </w:tc>
-        <w:tc>
-          <w:tcPr>
-            <w:tcW w:w="4513" w:type="dxa"/>
-            <w:tcBorders>
-              <w:top w:val="dashed" w:sz="8" w:space="0" w:color="9CA3AF"/>
-              <w:left w:val="dashed" w:sz="8" w:space="0" w:color="9CA3AF"/>
-              <w:bottom w:val="dashed" w:sz="8" w:space="0" w:color="9CA3AF"/>
-              <w:right w:val="dashed" w:sz="8" w:space="0" w:color="9CA3AF"/>
-            </w:tcBorders>
-            <w:shd w:val="clear" w:color="auto" w:fill="F3F4F6"/>
-            <w:tcMar>
-              <w:top w:w="120" w:type="dxa"/>
-              <w:left w:w="120" w:type="dxa"/>
-              <w:bottom w:w="120" w:type="dxa"/>
-              <w:right w:w="120" w:type="dxa"/>
-            </w:tcMar>
-            <w:vAlign w:val="center"/>
-          </w:tcPr>
-          <w:p>
-            <w:pPr>
-              <w:spacing w:before="1400" w:after="1400"/>
-              <w:jc w:val="center"/>
-            </w:pPr>
-            <w:r>
-              <w:rPr>
-                <w:i/>
-                <w:iCs/>
-                <w:color w:val="6B7280"/>
-              </w:rPr>
-              <w:t>[Dán ảnh: Table Page – Dark Mode]</w:t>
-            </w:r>
-          </w:p>
-        </w:tc>
-      </w:tr>
-    </w:tbl>
-    <w:p>
-      <w:pPr>
-        <w:spacing w:before="80" w:after="240"/>
-      </w:pPr>
-      <w:r>
-        <w:rPr>
-          <w:i/>
-          <w:iCs/>
-          <w:color w:val="6B7280"/>
-          <w:sz w:val="20"/>
-          <w:szCs w:val="20"/>
-        </w:rPr>
-        <w:t>Ba cách dựng bảng: (1) đường kẻ Divider, (2) component AppTableCell tự vẽ viền, (3) tạo hàng tự động từ danh sách dữ liệu, có hàng xen kẽ màu (zebra).</w:t>
-      </w:r>
-    </w:p>
-    <w:p>
-      <w:pPr>
-        <w:pStyle w:val="Heading2"/>
-      </w:pPr>
-      <w:r>
-        <w:t>3.7  Profile (đang làm)</w:t>
-      </w:r>
-    </w:p>
-    <w:tbl>
-      <w:tblPr>
-        <w:tblW w:w="9026" w:type="dxa"/>
-        <w:tblBorders>
-          <w:top w:val="single" w:sz="4" w:space="0" w:color="auto"/>
-          <w:left w:val="single" w:sz="4" w:space="0" w:color="auto"/>
-          <w:bottom w:val="single" w:sz="4" w:space="0" w:color="auto"/>
-          <w:right w:val="single" w:sz="4" w:space="0" w:color="auto"/>
-          <w:insideH w:val="single" w:sz="4" w:space="0" w:color="auto"/>
-          <w:insideV w:val="single" w:sz="4" w:space="0" w:color="auto"/>
-        </w:tblBorders>
-        <w:tblLook w:val="04A0" w:firstRow="1" w:lastRow="0" w:firstColumn="1" w:lastColumn="0" w:noHBand="0" w:noVBand="1"/>
-      </w:tblPr>
-      <w:tblGrid>
-        <w:gridCol w:w="4513"/>
-        <w:gridCol w:w="4513"/>
-      </w:tblGrid>
-      <w:tr>
-        <w:tc>
-          <w:tcPr>
-            <w:tcW w:w="4513" w:type="dxa"/>
-            <w:tcBorders>
-              <w:top w:val="dashed" w:sz="8" w:space="0" w:color="9CA3AF"/>
-              <w:left w:val="dashed" w:sz="8" w:space="0" w:color="9CA3AF"/>
-              <w:bottom w:val="dashed" w:sz="8" w:space="0" w:color="9CA3AF"/>
-              <w:right w:val="dashed" w:sz="8" w:space="0" w:color="9CA3AF"/>
-            </w:tcBorders>
-            <w:shd w:val="clear" w:color="auto" w:fill="F3F4F6"/>
-            <w:tcMar>
-              <w:top w:w="120" w:type="dxa"/>
-              <w:left w:w="120" w:type="dxa"/>
-              <w:bottom w:w="120" w:type="dxa"/>
-              <w:right w:w="120" w:type="dxa"/>
-            </w:tcMar>
-            <w:vAlign w:val="center"/>
-          </w:tcPr>
-          <w:p>
-            <w:pPr>
-              <w:spacing w:before="1400" w:after="1400"/>
-              <w:jc w:val="center"/>
-            </w:pPr>
-            <w:r>
-              <w:rPr>
-                <w:i/>
-                <w:iCs/>
-                <w:color w:val="6B7280"/>
-              </w:rPr>
-              <w:t>[Dán ảnh: Profile (đang làm) – Light Mode]</w:t>
-            </w:r>
-          </w:p>
-        </w:tc>
-        <w:tc>
-          <w:tcPr>
-            <w:tcW w:w="4513" w:type="dxa"/>
-            <w:tcBorders>
-              <w:top w:val="dashed" w:sz="8" w:space="0" w:color="9CA3AF"/>
-              <w:left w:val="dashed" w:sz="8" w:space="0" w:color="9CA3AF"/>
-              <w:bottom w:val="dashed" w:sz="8" w:space="0" w:color="9CA3AF"/>
-              <w:right w:val="dashed" w:sz="8" w:space="0" w:color="9CA3AF"/>
-            </w:tcBorders>
-            <w:shd w:val="clear" w:color="auto" w:fill="F3F4F6"/>
-            <w:tcMar>
-              <w:top w:w="120" w:type="dxa"/>
-              <w:left w:w="120" w:type="dxa"/>
-              <w:bottom w:w="120" w:type="dxa"/>
-              <w:right w:w="120" w:type="dxa"/>
-            </w:tcMar>
-            <w:vAlign w:val="center"/>
-          </w:tcPr>
-          <w:p>
-            <w:pPr>
-              <w:spacing w:before="1400" w:after="1400"/>
-              <w:jc w:val="center"/>
-            </w:pPr>
-            <w:r>
-              <w:rPr>
-                <w:i/>
-                <w:iCs/>
-                <w:color w:val="6B7280"/>
-              </w:rPr>
-              <w:t>[Dán ảnh: Profile (đang làm) – Dark Mode]</w:t>
-            </w:r>
-          </w:p>
-        </w:tc>
-      </w:tr>
-    </w:tbl>
-    <w:p>
-      <w:pPr>
-        <w:spacing w:before="80" w:after="240"/>
-      </w:pPr>
-      <w:r>
-        <w:rPr>
-          <w:i/>
-          <w:iCs/>
-          <w:color w:val="6B7280"/>
-          <w:sz w:val="20"/>
-          <w:szCs w:val="20"/>
-        </w:rPr>
-        <w:t>Ảnh bìa bo góc, avatar tròn có viền, icon tô màu theo theme.</w:t>
-      </w:r>
-    </w:p>
-    <w:p>
-      <w:pPr>
-        <w:pStyle w:val="Heading1"/>
-      </w:pPr>
-      <w:r>
-        <w:t>4. Bộ component dùng chung</w:t>
-      </w:r>
-    </w:p>
-    <w:p>
-      <w:pPr>
         <w:spacing w:after="120"/>
       </w:pPr>
       <w:r>
-        <w:lastRenderedPageBreak/>
         <w:t>Các component nằm trong thư mục ui/components/. Mỗi component nhận tham số (giống property trong Figma), tự dùng màu theo theme, và có thể dùng lại ở mọi màn hình.</w:t>
       </w:r>
     </w:p>
@@ -1578,8 +5298,46 @@
     </w:tbl>
     <w:p>
       <w:pPr>
-        <w:spacing w:after="120"/>
-      </w:pPr>
+        <w:pStyle w:val="Heading1"/>
+        <w:rPr>
+          <w:sz w:val="28"/>
+          <w:szCs w:val="28"/>
+        </w:rPr>
+      </w:pPr>
+      <w:r>
+        <w:br/>
+      </w:r>
+      <w:r>
+        <w:br/>
+      </w:r>
+      <w:r>
+        <w:rPr>
+          <w:sz w:val="28"/>
+          <w:szCs w:val="28"/>
+        </w:rPr>
+        <w:t>4.1 Component</w:t>
+      </w:r>
+      <w:r>
+        <w:rPr>
+          <w:sz w:val="28"/>
+          <w:szCs w:val="28"/>
+        </w:rPr>
+        <w:t xml:space="preserve">: </w:t>
+      </w:r>
+      <w:r>
+        <w:rPr>
+          <w:sz w:val="28"/>
+          <w:szCs w:val="28"/>
+        </w:rPr>
+        <w:t>AppFormField</w:t>
+      </w:r>
+      <w:r>
+        <w:rPr>
+          <w:sz w:val="28"/>
+          <w:szCs w:val="28"/>
+        </w:rPr>
+        <w:t>.kt</w:t>
+      </w:r>
     </w:p>
     <w:tbl>
       <w:tblPr>
@@ -1595,7 +5353,7 @@
         <w:tblLook w:val="04A0" w:firstRow="1" w:lastRow="0" w:firstColumn="1" w:lastColumn="0" w:noHBand="0" w:noVBand="1"/>
       </w:tblPr>
       <w:tblGrid>
-        <w:gridCol w:w="9026"/>
+        <w:gridCol w:w="9266"/>
       </w:tblGrid>
       <w:tr>
         <w:tc>
@@ -1627,7 +5385,42 @@
                 <w:iCs/>
                 <w:color w:val="6B7280"/>
               </w:rPr>
-              <w:t>[Dán ảnh: Ảnh chụp code một component, ví dụ AppFormField.kt]</w:t>
+              <w:lastRenderedPageBreak/>
+              <w:drawing>
+                <wp:inline distT="0" distB="0" distL="0" distR="0" wp14:anchorId="0FEFD2E0" wp14:editId="7E7996B7">
+                  <wp:extent cx="5731510" cy="8242300"/>
+                  <wp:effectExtent l="0" t="0" r="0" b="0"/>
+                  <wp:docPr id="1376118400" name="Picture 1"/>
+                  <wp:cNvGraphicFramePr>
+                    <a:graphicFrameLocks xmlns:a="http://schemas.openxmlformats.org/drawingml/2006/main" noChangeAspect="1"/>
+                  </wp:cNvGraphicFramePr>
+                  <a:graphic xmlns:a="http://schemas.openxmlformats.org/drawingml/2006/main">
+                    <a:graphicData uri="http://schemas.openxmlformats.org/drawingml/2006/picture">
+                      <pic:pic xmlns:pic="http://schemas.openxmlformats.org/drawingml/2006/picture">
+                        <pic:nvPicPr>
+                          <pic:cNvPr id="1376118400" name=""/>
+                          <pic:cNvPicPr/>
+                        </pic:nvPicPr>
+                        <pic:blipFill>
+                          <a:blip r:embed="rId14"/>
+                          <a:stretch>
+                            <a:fillRect/>
+                          </a:stretch>
+                        </pic:blipFill>
+                        <pic:spPr>
+                          <a:xfrm>
+                            <a:off x="0" y="0"/>
+                            <a:ext cx="5731510" cy="8242300"/>
+                          </a:xfrm>
+                          <a:prstGeom prst="rect">
+                            <a:avLst/>
+                          </a:prstGeom>
+                        </pic:spPr>
+                      </pic:pic>
+                    </a:graphicData>
+                  </a:graphic>
+                </wp:inline>
+              </w:drawing>
             </w:r>
           </w:p>
         </w:tc>
@@ -1638,6 +5431,7 @@
         <w:pStyle w:val="Heading1"/>
       </w:pPr>
       <w:r>
+        <w:lastRenderedPageBreak/>
         <w:t>5. Cây thư mục code</w:t>
       </w:r>
     </w:p>
@@ -1790,10 +5584,19 @@
                 <w:sz w:val="19"/>
                 <w:szCs w:val="19"/>
               </w:rPr>
-              <w:t>│   └── ui/</w:t>
-            </w:r>
-          </w:p>
-          <w:p>
+              <w:t xml:space="preserve">│   └── </w:t>
+            </w:r>
+            <w:r>
+              <w:rPr>
+                <w:rFonts w:ascii="Courier New" w:eastAsia="Courier New" w:hAnsi="Courier New" w:cs="Courier New"/>
+                <w:b/>
+                <w:bCs/>
+                <w:color w:val="1F2937"/>
+                <w:sz w:val="19"/>
+                <w:szCs w:val="19"/>
+              </w:rPr>
+              <w:t>ui</w:t>
+            </w:r>
             <w:r>
               <w:rPr>
                 <w:rFonts w:ascii="Courier New" w:eastAsia="Courier New" w:hAnsi="Courier New" w:cs="Courier New"/>
@@ -1801,7 +5604,38 @@
                 <w:sz w:val="19"/>
                 <w:szCs w:val="19"/>
               </w:rPr>
-              <w:t>│       ├── components/          ← Bộ component dùng chung</w:t>
+              <w:t>/</w:t>
+            </w:r>
+          </w:p>
+          <w:p>
+            <w:r>
+              <w:rPr>
+                <w:rFonts w:ascii="Courier New" w:eastAsia="Courier New" w:hAnsi="Courier New" w:cs="Courier New"/>
+                <w:color w:val="1F2937"/>
+                <w:sz w:val="19"/>
+                <w:szCs w:val="19"/>
+              </w:rPr>
+              <w:t xml:space="preserve">│       ├── </w:t>
+            </w:r>
+            <w:r>
+              <w:rPr>
+                <w:rFonts w:ascii="Courier New" w:eastAsia="Courier New" w:hAnsi="Courier New" w:cs="Courier New"/>
+                <w:b/>
+                <w:bCs/>
+                <w:color w:val="1F2937"/>
+                <w:sz w:val="19"/>
+                <w:szCs w:val="19"/>
+              </w:rPr>
+              <w:t>components</w:t>
+            </w:r>
+            <w:r>
+              <w:rPr>
+                <w:rFonts w:ascii="Courier New" w:eastAsia="Courier New" w:hAnsi="Courier New" w:cs="Courier New"/>
+                <w:color w:val="1F2937"/>
+                <w:sz w:val="19"/>
+                <w:szCs w:val="19"/>
+              </w:rPr>
+              <w:t>/          ← Bộ component dùng chung</w:t>
             </w:r>
           </w:p>
           <w:p>
@@ -1889,7 +5723,6 @@
                 <w:sz w:val="19"/>
                 <w:szCs w:val="19"/>
               </w:rPr>
-              <w:lastRenderedPageBreak/>
               <w:t>│       │   ├── table/</w:t>
             </w:r>
           </w:p>
@@ -1956,7 +5789,27 @@
                 <w:sz w:val="19"/>
                 <w:szCs w:val="19"/>
               </w:rPr>
-              <w:t>│       └── theme/               ← Design token</w:t>
+              <w:t xml:space="preserve">│       └── </w:t>
+            </w:r>
+            <w:r>
+              <w:rPr>
+                <w:rFonts w:ascii="Courier New" w:eastAsia="Courier New" w:hAnsi="Courier New" w:cs="Courier New"/>
+                <w:b/>
+                <w:bCs/>
+                <w:color w:val="1F2937"/>
+                <w:sz w:val="19"/>
+                <w:szCs w:val="19"/>
+              </w:rPr>
+              <w:t>theme</w:t>
+            </w:r>
+            <w:r>
+              <w:rPr>
+                <w:rFonts w:ascii="Courier New" w:eastAsia="Courier New" w:hAnsi="Courier New" w:cs="Courier New"/>
+                <w:color w:val="1F2937"/>
+                <w:sz w:val="19"/>
+                <w:szCs w:val="19"/>
+              </w:rPr>
+              <w:t>/               ← Design token</w:t>
             </w:r>
           </w:p>
           <w:p>
@@ -2022,7 +5875,27 @@
                 <w:sz w:val="19"/>
                 <w:szCs w:val="19"/>
               </w:rPr>
-              <w:t>└── res/</w:t>
+              <w:t xml:space="preserve">└── </w:t>
+            </w:r>
+            <w:r>
+              <w:rPr>
+                <w:rFonts w:ascii="Courier New" w:eastAsia="Courier New" w:hAnsi="Courier New" w:cs="Courier New"/>
+                <w:b/>
+                <w:bCs/>
+                <w:color w:val="1F2937"/>
+                <w:sz w:val="19"/>
+                <w:szCs w:val="19"/>
+              </w:rPr>
+              <w:t>res</w:t>
+            </w:r>
+            <w:r>
+              <w:rPr>
+                <w:rFonts w:ascii="Courier New" w:eastAsia="Courier New" w:hAnsi="Courier New" w:cs="Courier New"/>
+                <w:color w:val="1F2937"/>
+                <w:sz w:val="19"/>
+                <w:szCs w:val="19"/>
+              </w:rPr>
+              <w:t>/</w:t>
             </w:r>
           </w:p>
           <w:p>
@@ -2055,7 +5928,6 @@
         <w:pStyle w:val="Heading1"/>
       </w:pPr>
       <w:r>
-        <w:lastRenderedPageBreak/>
         <w:t>6. Kỹ năng đã nắm</w:t>
       </w:r>
     </w:p>
@@ -2181,6 +6053,7 @@
         <w:spacing w:after="60"/>
       </w:pPr>
       <w:r>
+        <w:lastRenderedPageBreak/>
         <w:t>Rút ra: khoảng cách bên ngoài component nên để màn hình quyết định (giống auto-layout của Figma); mọi màu đi qua theme thì đổi Light/Dark mới đúng.</w:t>
       </w:r>
     </w:p>
@@ -2189,7 +6062,13 @@
         <w:pStyle w:val="Heading1"/>
       </w:pPr>
       <w:r>
-        <w:t>8. Kế hoạch tiếp theo</w:t>
+        <w:t xml:space="preserve">8. </w:t>
+      </w:r>
+      <w:r>
+        <w:rPr>
+          <w:color w:val="EE0000"/>
+        </w:rPr>
+        <w:t>Kế hoạch tiếp theo</w:t>
       </w:r>
     </w:p>
     <w:tbl>
@@ -2547,7 +6426,7 @@
     </w:tbl>
     <w:p/>
     <w:sectPr>
-      <w:footerReference w:type="default" r:id="rId7"/>
+      <w:footerReference w:type="default" r:id="rId15"/>
       <w:pgSz w:w="11906" w:h="16838"/>
       <w:pgMar w:top="1440" w:right="1440" w:bottom="1440" w:left="1440" w:header="708" w:footer="708" w:gutter="0"/>
       <w:cols w:space="720"/>
@@ -3433,6 +7312,53 @@
       <w:szCs w:val="20"/>
     </w:rPr>
   </w:style>
+  <w:style w:type="paragraph" w:styleId="HTMLPreformatted">
+    <w:name w:val="HTML Preformatted"/>
+    <w:basedOn w:val="Normal"/>
+    <w:link w:val="HTMLPreformattedChar"/>
+    <w:uiPriority w:val="99"/>
+    <w:semiHidden/>
+    <w:unhideWhenUsed/>
+    <w:rsid w:val="00FE5B13"/>
+    <w:pPr>
+      <w:tabs>
+        <w:tab w:val="left" w:pos="916"/>
+        <w:tab w:val="left" w:pos="1832"/>
+        <w:tab w:val="left" w:pos="2748"/>
+        <w:tab w:val="left" w:pos="3664"/>
+        <w:tab w:val="left" w:pos="4580"/>
+        <w:tab w:val="left" w:pos="5496"/>
+        <w:tab w:val="left" w:pos="6412"/>
+        <w:tab w:val="left" w:pos="7328"/>
+        <w:tab w:val="left" w:pos="8244"/>
+        <w:tab w:val="left" w:pos="9160"/>
+        <w:tab w:val="left" w:pos="10076"/>
+        <w:tab w:val="left" w:pos="10992"/>
+        <w:tab w:val="left" w:pos="11908"/>
+        <w:tab w:val="left" w:pos="12824"/>
+        <w:tab w:val="left" w:pos="13740"/>
+        <w:tab w:val="left" w:pos="14656"/>
+      </w:tabs>
+    </w:pPr>
+    <w:rPr>
+      <w:rFonts w:ascii="Courier New" w:eastAsia="Times New Roman" w:hAnsi="Courier New" w:cs="Courier New"/>
+      <w:sz w:val="20"/>
+      <w:szCs w:val="20"/>
+    </w:rPr>
+  </w:style>
+  <w:style w:type="character" w:customStyle="1" w:styleId="HTMLPreformattedChar">
+    <w:name w:val="HTML Preformatted Char"/>
+    <w:basedOn w:val="DefaultParagraphFont"/>
+    <w:link w:val="HTMLPreformatted"/>
+    <w:uiPriority w:val="99"/>
+    <w:semiHidden/>
+    <w:rsid w:val="00FE5B13"/>
+    <w:rPr>
+      <w:rFonts w:ascii="Courier New" w:eastAsia="Times New Roman" w:hAnsi="Courier New" w:cs="Courier New"/>
+      <w:sz w:val="20"/>
+      <w:szCs w:val="20"/>
+    </w:rPr>
+  </w:style>
 </w:styles>
 </file>
 
